--- a/Menjacnica Projektni zahtev.docx
+++ b/Menjacnica Projektni zahtev.docx
@@ -577,159 +577,7 @@
     </w:p>
     <w:p>
       <w:pPr>
-        <w:jc w:val="center"/>
-        <w:rPr>
-          <w:sz w:val="48"/>
-          <w:szCs w:val="48"/>
-        </w:rPr>
-      </w:pPr>
-      <w:r>
-        <w:rPr>
-          <w:sz w:val="48"/>
-          <w:szCs w:val="48"/>
-        </w:rPr>
-        <w:lastRenderedPageBreak/>
-        <w:t>SADRZAJ</w:t>
-      </w:r>
-    </w:p>
-    <w:p>
-      <w:pPr>
-        <w:jc w:val="center"/>
-        <w:rPr>
-          <w:sz w:val="48"/>
-          <w:szCs w:val="48"/>
-        </w:rPr>
-      </w:pPr>
-    </w:p>
-    <w:p>
-      <w:pPr>
-        <w:jc w:val="center"/>
-        <w:rPr>
-          <w:sz w:val="48"/>
-          <w:szCs w:val="48"/>
-        </w:rPr>
-      </w:pPr>
-    </w:p>
-    <w:p>
-      <w:pPr>
-        <w:jc w:val="center"/>
-        <w:rPr>
-          <w:sz w:val="48"/>
-          <w:szCs w:val="48"/>
-        </w:rPr>
-      </w:pPr>
-    </w:p>
-    <w:p>
-      <w:pPr>
-        <w:jc w:val="center"/>
-        <w:rPr>
-          <w:sz w:val="48"/>
-          <w:szCs w:val="48"/>
-        </w:rPr>
-      </w:pPr>
-    </w:p>
-    <w:p>
-      <w:pPr>
-        <w:jc w:val="center"/>
-        <w:rPr>
-          <w:sz w:val="48"/>
-          <w:szCs w:val="48"/>
-        </w:rPr>
-      </w:pPr>
-    </w:p>
-    <w:p>
-      <w:pPr>
-        <w:jc w:val="center"/>
-        <w:rPr>
-          <w:sz w:val="48"/>
-          <w:szCs w:val="48"/>
-        </w:rPr>
-      </w:pPr>
-    </w:p>
-    <w:p>
-      <w:pPr>
-        <w:jc w:val="center"/>
-        <w:rPr>
-          <w:sz w:val="48"/>
-          <w:szCs w:val="48"/>
-        </w:rPr>
-      </w:pPr>
-    </w:p>
-    <w:p>
-      <w:pPr>
-        <w:jc w:val="center"/>
-        <w:rPr>
-          <w:sz w:val="48"/>
-          <w:szCs w:val="48"/>
-        </w:rPr>
-      </w:pPr>
-    </w:p>
-    <w:p>
-      <w:pPr>
-        <w:jc w:val="center"/>
-        <w:rPr>
-          <w:sz w:val="48"/>
-          <w:szCs w:val="48"/>
-        </w:rPr>
-      </w:pPr>
-    </w:p>
-    <w:p>
-      <w:pPr>
-        <w:jc w:val="center"/>
-        <w:rPr>
-          <w:sz w:val="48"/>
-          <w:szCs w:val="48"/>
-        </w:rPr>
-      </w:pPr>
-    </w:p>
-    <w:p>
-      <w:pPr>
-        <w:jc w:val="center"/>
-        <w:rPr>
-          <w:sz w:val="48"/>
-          <w:szCs w:val="48"/>
-        </w:rPr>
-      </w:pPr>
-    </w:p>
-    <w:p>
-      <w:pPr>
-        <w:jc w:val="center"/>
-        <w:rPr>
-          <w:sz w:val="48"/>
-          <w:szCs w:val="48"/>
-        </w:rPr>
-      </w:pPr>
-    </w:p>
-    <w:p>
-      <w:pPr>
-        <w:jc w:val="center"/>
-        <w:rPr>
-          <w:sz w:val="48"/>
-          <w:szCs w:val="48"/>
-        </w:rPr>
-      </w:pPr>
-    </w:p>
-    <w:p>
-      <w:pPr>
-        <w:jc w:val="center"/>
-        <w:rPr>
-          <w:sz w:val="48"/>
-          <w:szCs w:val="48"/>
-        </w:rPr>
-      </w:pPr>
-    </w:p>
-    <w:p>
-      <w:pPr>
-        <w:jc w:val="center"/>
-        <w:rPr>
-          <w:sz w:val="48"/>
-          <w:szCs w:val="48"/>
-        </w:rPr>
-      </w:pPr>
-    </w:p>
-    <w:p>
-      <w:pPr>
-        <w:jc w:val="center"/>
+        <w:ind w:firstLine="0"/>
         <w:rPr>
           <w:sz w:val="48"/>
           <w:szCs w:val="48"/>
@@ -754,7 +602,6 @@
           <w:rStyle w:val="IntenseEmphasis"/>
           <w:i w:val="0"/>
         </w:rPr>
-        <w:lastRenderedPageBreak/>
         <w:t>Uvod</w:t>
       </w:r>
       <w:proofErr w:type="spellEnd"/>
@@ -1118,6 +965,12 @@
         </w:rPr>
         <w:t>Prikaz aktuelnog kursa valuta</w:t>
       </w:r>
+      <w:r>
+        <w:rPr>
+          <w:lang w:val="de-DE"/>
+        </w:rPr>
+        <w:t>,</w:t>
+      </w:r>
     </w:p>
     <w:p>
       <w:pPr>
@@ -1134,7 +987,19 @@
         <w:rPr>
           <w:lang w:val="de-DE"/>
         </w:rPr>
-        <w:t xml:space="preserve">Istorija transkacije </w:t>
+        <w:t>Istorija transkacije</w:t>
+      </w:r>
+      <w:r>
+        <w:rPr>
+          <w:lang w:val="de-DE"/>
+        </w:rPr>
+        <w:t>,</w:t>
+      </w:r>
+      <w:r>
+        <w:rPr>
+          <w:lang w:val="de-DE"/>
+        </w:rPr>
+        <w:t xml:space="preserve"> </w:t>
       </w:r>
     </w:p>
     <w:p>
@@ -1264,13 +1129,7 @@
         <w:rPr>
           <w:lang w:val="de-DE"/>
         </w:rPr>
-        <w:t xml:space="preserve"> itd.</w:t>
-      </w:r>
-      <w:r>
-        <w:rPr>
-          <w:lang w:val="de-DE"/>
-        </w:rPr>
-        <w:t>);</w:t>
+        <w:t>)</w:t>
       </w:r>
     </w:p>
     <w:p>
@@ -1297,6 +1156,33 @@
           <w:lang w:val="de-DE"/>
         </w:rPr>
         <w:t>Slanje i primanje novca svuda u svetu</w:t>
+      </w:r>
+    </w:p>
+    <w:p>
+      <w:pPr>
+        <w:rPr>
+          <w:lang w:val="de-DE"/>
+        </w:rPr>
+      </w:pPr>
+      <w:r>
+        <w:rPr>
+          <w:lang w:val="de-DE"/>
+        </w:rPr>
+        <w:t>Mogucnost svih transakcija preko mobilne aplikacije</w:t>
+      </w:r>
+    </w:p>
+    <w:p>
+      <w:pPr>
+        <w:ind w:left="720" w:firstLine="0"/>
+        <w:rPr>
+          <w:lang w:val="de-DE"/>
+        </w:rPr>
+      </w:pPr>
+      <w:r>
+        <w:rPr>
+          <w:lang w:val="de-DE"/>
+        </w:rPr>
+        <w:t>Zakazivanje uplate racuna, npr. Svakog 15tog u mesecu da se uplati racun za mob. Tel i korisnik vise nema nikakvu obavezu prema racuna bice automaski placen, samo je neophodno imati sredstava na racunu</w:t>
       </w:r>
     </w:p>
     <w:p>
@@ -1428,6 +1314,7 @@
     </w:p>
     <w:p>
       <w:pPr>
+        <w:ind w:left="540" w:firstLine="180"/>
         <w:rPr>
           <w:lang w:val="de-DE"/>
         </w:rPr>
@@ -1468,97 +1355,61 @@
     </w:p>
     <w:p>
       <w:pPr>
-        <w:rPr>
-          <w:lang w:val="de-DE"/>
-        </w:rPr>
-      </w:pPr>
-      <w:r>
-        <w:rPr>
-          <w:lang w:val="de-DE"/>
-        </w:rPr>
-        <w:t>Program ne sme da sadrzi druge valute koje nisu unete vec samo one koje su vec prethodno navene.</w:t>
-      </w:r>
-    </w:p>
-    <w:p>
-      <w:pPr>
-        <w:rPr>
-          <w:lang w:val="de-DE"/>
-        </w:rPr>
-      </w:pPr>
-      <w:r>
-        <w:rPr>
-          <w:lang w:val="de-DE"/>
-        </w:rPr>
-        <w:t xml:space="preserve">Maksimalna uneta suma za primanje i slanje novca za </w:t>
-      </w:r>
-      <w:r>
-        <w:rPr>
-          <w:b/>
-          <w:lang w:val="de-DE"/>
-        </w:rPr>
-        <w:t>200.000</w:t>
-      </w:r>
-      <w:r>
-        <w:rPr>
-          <w:b/>
-          <w:lang w:val="de-DE"/>
-        </w:rPr>
-        <w:t xml:space="preserve"> </w:t>
-      </w:r>
-      <w:r>
-        <w:rPr>
-          <w:b/>
-          <w:lang w:val="de-DE"/>
-        </w:rPr>
-        <w:t>RSD</w:t>
-      </w:r>
-      <w:r>
-        <w:rPr>
-          <w:lang w:val="de-DE"/>
-        </w:rPr>
-        <w:t xml:space="preserve"> </w:t>
-      </w:r>
-    </w:p>
-    <w:p>
-      <w:pPr>
-        <w:rPr>
-          <w:b/>
-          <w:lang w:val="de-DE"/>
-        </w:rPr>
-      </w:pPr>
-      <w:r>
-        <w:rPr>
-          <w:lang w:val="de-DE"/>
-        </w:rPr>
-        <w:t xml:space="preserve">Maksimalna suma za razmenu novca je </w:t>
-      </w:r>
-      <w:r>
-        <w:rPr>
-          <w:b/>
-          <w:lang w:val="de-DE"/>
-        </w:rPr>
-        <w:t>100</w:t>
-      </w:r>
-      <w:r>
-        <w:rPr>
-          <w:b/>
-          <w:lang w:val="de-DE"/>
-        </w:rPr>
-        <w:t>.000 RSD</w:t>
-      </w:r>
-    </w:p>
-    <w:p>
-      <w:pPr>
-        <w:rPr>
-          <w:lang w:val="de-DE"/>
-        </w:rPr>
-      </w:pPr>
-      <w:r>
-        <w:rPr>
-          <w:lang w:val="de-DE"/>
-        </w:rPr>
-        <w:t>Maksimlana suma uplate racuna nije ugranicena</w:t>
-      </w:r>
+        <w:ind w:left="540" w:firstLine="180"/>
+        <w:rPr>
+          <w:lang w:val="de-DE"/>
+        </w:rPr>
+      </w:pPr>
+      <w:r>
+        <w:rPr>
+          <w:lang w:val="de-DE"/>
+        </w:rPr>
+        <w:t>Program ne sme da sadrzi druge valute koje nisu unete vec samo</w:t>
+      </w:r>
+      <w:r>
+        <w:rPr>
+          <w:lang w:val="de-DE"/>
+        </w:rPr>
+        <w:t xml:space="preserve"> one koje su vec prethodno naved</w:t>
+      </w:r>
+      <w:r>
+        <w:rPr>
+          <w:lang w:val="de-DE"/>
+        </w:rPr>
+        <w:t>e</w:t>
+      </w:r>
+      <w:r>
+        <w:rPr>
+          <w:lang w:val="de-DE"/>
+        </w:rPr>
+        <w:t>ne</w:t>
+      </w:r>
+      <w:r>
+        <w:rPr>
+          <w:lang w:val="de-DE"/>
+        </w:rPr>
+        <w:t>.</w:t>
+      </w:r>
+    </w:p>
+    <w:p>
+      <w:pPr>
+        <w:rPr>
+          <w:lang w:val="de-DE"/>
+        </w:rPr>
+      </w:pPr>
+      <w:r>
+        <w:rPr>
+          <w:lang w:val="de-DE"/>
+        </w:rPr>
+        <w:t>Maksimalna suma na racunu ne sme biti veca od 500.000RSD</w:t>
+      </w:r>
+    </w:p>
+    <w:p>
+      <w:pPr>
+        <w:rPr>
+          <w:lang w:val="de-DE"/>
+        </w:rPr>
+      </w:pPr>
     </w:p>
     <w:p>
       <w:pPr>
@@ -1673,13 +1524,13 @@
         <w:rPr>
           <w:lang w:val="de-DE"/>
         </w:rPr>
-        <w:t>Program treba da radi na all in one racunaru</w:t>
-      </w:r>
-      <w:r>
-        <w:rPr>
-          <w:lang w:val="de-DE"/>
-        </w:rPr>
-        <w:t xml:space="preserve">. </w:t>
+        <w:t xml:space="preserve">Program treba da radi na </w:t>
+      </w:r>
+      <w:r>
+        <w:rPr>
+          <w:lang w:val="de-DE"/>
+        </w:rPr>
+        <w:t xml:space="preserve">telefonima i all in one racunarima koji ce biti integrisani u jedinstvene bankomate. </w:t>
       </w:r>
       <w:r>
         <w:rPr>
@@ -1739,15 +1590,123 @@
     </w:p>
     <w:p>
       <w:pPr>
-        <w:rPr>
-          <w:lang w:val="de-DE"/>
-        </w:rPr>
-      </w:pPr>
-      <w:r>
-        <w:rPr>
-          <w:lang w:val="de-DE"/>
-        </w:rPr>
-        <w:t>U pocetnom meniu treba da budu velika polja za odabir usluge, uplata novca, menjaje novca i slanje / primanje novca. Nakon odabira zeljene usluge potrebno je popuniti informacije o usluzi i potvrditi informacije, nakon toga treba ubaciti novac u uredjaj ili uzeti iz njega.</w:t>
+        <w:ind w:left="720" w:firstLine="0"/>
+        <w:rPr>
+          <w:lang w:val="de-DE"/>
+        </w:rPr>
+      </w:pPr>
+      <w:r>
+        <w:rPr>
+          <w:lang w:val="de-DE"/>
+        </w:rPr>
+        <w:t xml:space="preserve">Prvi korak je prijavljivanje na nalog ili kreiranje naloga ako </w:t>
+      </w:r>
+      <w:r>
+        <w:rPr>
+          <w:lang w:val="de-DE"/>
+        </w:rPr>
+        <w:t xml:space="preserve">korisnik nema napravljen nalog. Za kreiranje naloga potreba je e-mail adresa sifra i broj telefona. Nakon toga stize poruka sa kodom za verifikaciju korisniku na telefon i neophodno je da taj kod unese u aplikaciju kako bi verifikovao svoj nalog. Kada se napravi nalog i korisnik se jednom prijavi u aplikaciji na telefon nije potrebno naknadno prijavljivanje, ali kada korisnik zeli da koristi bankomat moze da se uloguje pomogu jedinstvenog koda koji ce se automatski generisati prilikom kreiranja naloga ili uz pomoc mobilnog telefona preko </w:t>
+      </w:r>
+      <w:r>
+        <w:rPr>
+          <w:lang w:val="de-DE"/>
+        </w:rPr>
+        <w:t>Bluetooth</w:t>
+      </w:r>
+      <w:r>
+        <w:rPr>
+          <w:lang w:val="de-DE"/>
+        </w:rPr>
+        <w:t xml:space="preserve"> ili NFC tehnologija (Potrebno je prisloniti telefon ili biti u dometu od jednog metra) i samo prihvatiti prijavu preko telefona. </w:t>
+      </w:r>
+    </w:p>
+    <w:p>
+      <w:pPr>
+        <w:ind w:left="720" w:firstLine="0"/>
+        <w:rPr>
+          <w:lang w:val="de-DE"/>
+        </w:rPr>
+      </w:pPr>
+      <w:r>
+        <w:rPr>
+          <w:lang w:val="de-DE"/>
+        </w:rPr>
+        <w:t>U samoj aplikaciji korisnik moze da napravi „</w:t>
+      </w:r>
+      <w:r>
+        <w:rPr>
+          <w:lang w:val="de-DE"/>
+        </w:rPr>
+        <w:t xml:space="preserve">Sablon </w:t>
+      </w:r>
+      <w:r>
+        <w:rPr>
+          <w:lang w:val="de-DE"/>
+        </w:rPr>
+        <w:t>“</w:t>
+      </w:r>
+      <w:r>
+        <w:rPr>
+          <w:lang w:val="de-DE"/>
+        </w:rPr>
+        <w:t xml:space="preserve"> za obrazce odnosno da unese neophodne podatke za brze generisanje uplatnica i naravno brze placanje racuna taksi itd. Naravno ceo proces uplate ili slanja novca moze da radi i bez unaored napravljenog sablona samo sto ce korisnik morati svaki put iznova da popunjava uplatnice.  </w:t>
+      </w:r>
+    </w:p>
+    <w:p>
+      <w:pPr>
+        <w:ind w:left="720" w:firstLine="0"/>
+        <w:rPr>
+          <w:lang w:val="de-DE"/>
+        </w:rPr>
+      </w:pPr>
+      <w:r>
+        <w:rPr>
+          <w:lang w:val="de-DE"/>
+        </w:rPr>
+        <w:t xml:space="preserve">Menjaje novca se moze izvrsiti na licu mesta (Preko bankomata) i tako su moguce tri opcije: </w:t>
+      </w:r>
+    </w:p>
+    <w:p>
+      <w:pPr>
+        <w:ind w:left="720" w:firstLine="0"/>
+        <w:rPr>
+          <w:lang w:val="de-DE"/>
+        </w:rPr>
+      </w:pPr>
+      <w:r>
+        <w:rPr>
+          <w:lang w:val="de-DE"/>
+        </w:rPr>
+        <w:t>Prva opcije korisnik ubaci novac i izabere valutu u koju zeli da razmeni novac i bankomat mu vrati u drugoj valuti,</w:t>
+      </w:r>
+    </w:p>
+    <w:p>
+      <w:pPr>
+        <w:ind w:left="720" w:firstLine="0"/>
+        <w:rPr>
+          <w:lang w:val="de-DE"/>
+        </w:rPr>
+      </w:pPr>
+      <w:r>
+        <w:rPr>
+          <w:lang w:val="de-DE"/>
+        </w:rPr>
+        <w:lastRenderedPageBreak/>
+        <w:t>Druga opcije da korisnik izabere valutu u koju zeli da razmeni novac i kolicinu, npr. Zeli 10 evra i program ce mu ispisati da je neophodno da ubaci 1168din ,</w:t>
+      </w:r>
+    </w:p>
+    <w:p>
+      <w:pPr>
+        <w:ind w:left="720" w:firstLine="0"/>
+        <w:rPr>
+          <w:lang w:val="de-DE"/>
+        </w:rPr>
+      </w:pPr>
+      <w:r>
+        <w:rPr>
+          <w:lang w:val="de-DE"/>
+        </w:rPr>
+        <w:t>Treca opcije je mozda i najlaksa a to je da korisnik izabere kolicu novca koji zeli da podigne u toj valuti zatim ce bankomat da mu izbaci novac i sa njegovog racuna ce se umanjiti odgovarajuca suma.</w:t>
       </w:r>
     </w:p>
     <w:p>
@@ -1770,28 +1729,28 @@
           <w:b/>
           <w:lang w:val="de-DE"/>
         </w:rPr>
-        <w:t>3.2 Funkcije</w:t>
-      </w:r>
-    </w:p>
-    <w:p>
-      <w:pPr>
-        <w:rPr>
-          <w:lang w:val="de-DE"/>
-        </w:rPr>
-      </w:pPr>
-      <w:r>
-        <w:rPr>
-          <w:lang w:val="de-DE"/>
-        </w:rPr>
-        <w:t xml:space="preserve">Ovde treba UML diagram kompletan </w:t>
-      </w:r>
-    </w:p>
-    <w:p>
-      <w:pPr>
-        <w:rPr>
-          <w:lang w:val="de-DE"/>
-        </w:rPr>
-      </w:pPr>
+        <w:t xml:space="preserve">3.4 Zahtevane performanse </w:t>
+      </w:r>
+    </w:p>
+    <w:p>
+      <w:pPr>
+        <w:ind w:left="720" w:firstLine="0"/>
+        <w:rPr>
+          <w:lang w:val="de-DE"/>
+        </w:rPr>
+      </w:pPr>
+      <w:r>
+        <w:rPr>
+          <w:lang w:val="de-DE"/>
+        </w:rPr>
+        <w:t>Program ne sme da bude previse zahtevan</w:t>
+      </w:r>
+      <w:r>
+        <w:rPr>
+          <w:lang w:val="de-DE"/>
+        </w:rPr>
+        <w:t xml:space="preserve"> zbog toga sto ima korisnika sa starijim mob. Telefonima pa da mogu i oni da pokrenu i koriste aplikaciju bez problema.</w:t>
+      </w:r>
     </w:p>
     <w:p>
       <w:pPr>
@@ -1806,7 +1765,7 @@
           <w:b/>
           <w:lang w:val="de-DE"/>
         </w:rPr>
-        <w:t xml:space="preserve">3.4 Zahtevane performanse </w:t>
+        <w:t>3.5 Zahtevi za baze podataka</w:t>
       </w:r>
     </w:p>
     <w:p>
@@ -1820,7 +1779,54 @@
         <w:rPr>
           <w:lang w:val="de-DE"/>
         </w:rPr>
-        <w:t>Program mora biti uradjen tako da mogu all in one racunari da ga pokrenu bez problema.</w:t>
+        <w:t>Nemamo jasno definisanu bazu podataka koja je neophodna za ovaj program, samo je bitno da baza po</w:t>
+      </w:r>
+      <w:r>
+        <w:rPr>
+          <w:lang w:val="de-DE"/>
+        </w:rPr>
+        <w:t>da</w:t>
+      </w:r>
+      <w:r>
+        <w:rPr>
+          <w:lang w:val="de-DE"/>
+        </w:rPr>
+        <w:t>taka bude veoma sigurna jer se radi o velikoj kolici</w:t>
+      </w:r>
+      <w:r>
+        <w:rPr>
+          <w:lang w:val="de-DE"/>
+        </w:rPr>
+        <w:t>ni</w:t>
+      </w:r>
+      <w:r>
+        <w:rPr>
+          <w:lang w:val="de-DE"/>
+        </w:rPr>
+        <w:t xml:space="preserve"> novca i radi se vaznim podacima.</w:t>
+      </w:r>
+    </w:p>
+    <w:p>
+      <w:pPr>
+        <w:rPr>
+          <w:lang w:val="de-DE"/>
+        </w:rPr>
+      </w:pPr>
+    </w:p>
+    <w:p>
+      <w:pPr>
+        <w:pStyle w:val="Heading2"/>
+        <w:rPr>
+          <w:b/>
+          <w:lang w:val="de-DE"/>
+        </w:rPr>
+      </w:pPr>
+      <w:r>
+        <w:rPr>
+          <w:b/>
+          <w:lang w:val="de-DE"/>
+        </w:rPr>
+        <w:t xml:space="preserve">3.7 Sistemske karakteristike softvera sistema </w:t>
       </w:r>
     </w:p>
     <w:p>
@@ -1834,11 +1840,24 @@
         <w:rPr>
           <w:lang w:val="de-DE"/>
         </w:rPr>
-        <w:t>Na jednom uredjaju tj. Bankomatu omoguceno je koriscenje samo za jednu osobu.</w:t>
-      </w:r>
-    </w:p>
-    <w:p>
-      <w:pPr>
+        <w:t xml:space="preserve">Sam </w:t>
+      </w:r>
+      <w:r>
+        <w:rPr>
+          <w:lang w:val="de-DE"/>
+        </w:rPr>
+        <w:t xml:space="preserve">program odnosno aplikacija </w:t>
+      </w:r>
+      <w:r>
+        <w:rPr>
+          <w:lang w:val="de-DE"/>
+        </w:rPr>
+        <w:t>treba da bude pouzdan, siguran, jednostavan i naravno pogodan za dalje azuriranje.</w:t>
+      </w:r>
+    </w:p>
+    <w:p>
+      <w:pPr>
+        <w:ind w:left="720" w:firstLine="0"/>
         <w:rPr>
           <w:lang w:val="de-DE"/>
         </w:rPr>
@@ -1857,8 +1876,7 @@
           <w:b/>
           <w:lang w:val="de-DE"/>
         </w:rPr>
-        <w:lastRenderedPageBreak/>
-        <w:t>3.5 Zahtevi za baze podataka</w:t>
+        <w:t>4. Verifikacije</w:t>
       </w:r>
     </w:p>
     <w:p>
@@ -1868,15 +1886,24 @@
           <w:lang w:val="de-DE"/>
         </w:rPr>
       </w:pPr>
-      <w:r>
-        <w:rPr>
-          <w:lang w:val="de-DE"/>
-        </w:rPr>
-        <w:t>Nemamo jasno definisanu bazu podataka koja je neophodna za ovaj program, samo je bitno da baza potaka bude veoma sigurna jer se radi o velikoj kolici novca i radi se vaznim podacima.</w:t>
-      </w:r>
-    </w:p>
-    <w:p>
-      <w:pPr>
+    </w:p>
+    <w:p>
+      <w:pPr>
+        <w:ind w:left="720" w:firstLine="0"/>
+        <w:rPr>
+          <w:lang w:val="de-DE"/>
+        </w:rPr>
+      </w:pPr>
+      <w:r>
+        <w:rPr>
+          <w:lang w:val="de-DE"/>
+        </w:rPr>
+        <w:t>Cilj verifikacije je osigurati bezbednost platforme I zastititi korisnike od potencijalnih prevara, sto je kljucno za poverenje u online menjacnicu.</w:t>
+      </w:r>
+    </w:p>
+    <w:p>
+      <w:pPr>
+        <w:ind w:left="720" w:firstLine="0"/>
         <w:rPr>
           <w:lang w:val="de-DE"/>
         </w:rPr>
@@ -1895,7 +1922,7 @@
           <w:b/>
           <w:lang w:val="de-DE"/>
         </w:rPr>
-        <w:t xml:space="preserve">3.7 Sistemske karakteristike softvera sistema </w:t>
+        <w:t>4.1. Korisnička Registracija i Prva Verifikacija</w:t>
       </w:r>
     </w:p>
     <w:p>
@@ -1909,7 +1936,7 @@
         <w:rPr>
           <w:lang w:val="de-DE"/>
         </w:rPr>
-        <w:t>Sam softver treba da bude pouzdan, siguran, jednostavan i naravno pogodan za dalje azuriranje.</w:t>
+        <w:t xml:space="preserve">Korisnik pri verifikaciji unosi osnovne podatke kao sto su ime, prezime, email, adresa I broj telefona. </w:t>
       </w:r>
     </w:p>
     <w:p>
@@ -1919,6 +1946,40 @@
           <w:lang w:val="de-DE"/>
         </w:rPr>
       </w:pPr>
+      <w:r>
+        <w:rPr>
+          <w:lang w:val="de-DE"/>
+        </w:rPr>
+        <w:t>Automatski se salji verifikacioni kod putem email-a ili SMS-a koji korisnik mora uneti kako bi potvrdio svoj identitet.</w:t>
+      </w:r>
+    </w:p>
+    <w:p>
+      <w:pPr>
+        <w:pStyle w:val="Heading2"/>
+        <w:rPr>
+          <w:rFonts w:ascii="Areal RNIDS" w:eastAsia="Calibri" w:hAnsi="Areal RNIDS" w:cstheme="minorBidi"/>
+          <w:color w:val="auto"/>
+          <w:sz w:val="24"/>
+          <w:szCs w:val="24"/>
+          <w:lang w:val="de-DE"/>
+        </w:rPr>
+      </w:pPr>
+    </w:p>
+    <w:p>
+      <w:pPr>
+        <w:pStyle w:val="Heading2"/>
+        <w:rPr>
+          <w:b/>
+          <w:lang w:val="de-DE"/>
+        </w:rPr>
+      </w:pPr>
+      <w:r>
+        <w:rPr>
+          <w:b/>
+          <w:lang w:val="de-DE"/>
+        </w:rPr>
+        <w:t>4.2. Identifikacija putem KYC Protokola</w:t>
+      </w:r>
     </w:p>
     <w:p>
       <w:pPr>
@@ -1927,9 +1988,16 @@
           <w:lang w:val="de-DE"/>
         </w:rPr>
       </w:pPr>
-    </w:p>
-    <w:p>
-      <w:pPr>
+      <w:r>
+        <w:rPr>
+          <w:lang w:val="de-DE"/>
+        </w:rPr>
+        <w:t>Korisnik mora dostaviti informacije prema KYC (Know Your Customer) standardima, ukljucujuci validan document ili selfi fotografiju.</w:t>
+      </w:r>
+    </w:p>
+    <w:p>
+      <w:pPr>
+        <w:ind w:left="720" w:firstLine="0"/>
         <w:rPr>
           <w:lang w:val="de-DE"/>
         </w:rPr>
@@ -1939,168 +2007,37 @@
       <w:pPr>
         <w:pStyle w:val="Heading2"/>
         <w:rPr>
-          <w:rStyle w:val="IntenseEmphasis"/>
-          <w:b/>
-          <w:i w:val="0"/>
-          <w:sz w:val="36"/>
-          <w:szCs w:val="36"/>
-        </w:rPr>
-      </w:pPr>
-      <w:r>
-        <w:rPr>
-          <w:rStyle w:val="IntenseEmphasis"/>
-          <w:b/>
-          <w:i w:val="0"/>
-          <w:sz w:val="36"/>
-          <w:szCs w:val="36"/>
-        </w:rPr>
-        <w:t xml:space="preserve">4. </w:t>
-      </w:r>
-      <w:proofErr w:type="spellStart"/>
-      <w:r>
-        <w:rPr>
-          <w:rStyle w:val="IntenseEmphasis"/>
-          <w:b/>
-          <w:i w:val="0"/>
-          <w:sz w:val="36"/>
-          <w:szCs w:val="36"/>
-        </w:rPr>
-        <w:t>Verifikacije</w:t>
-      </w:r>
-      <w:proofErr w:type="spellEnd"/>
-    </w:p>
-    <w:p/>
-    <w:p>
-      <w:pPr>
-        <w:pStyle w:val="NoSpacing"/>
+          <w:b/>
+          <w:lang w:val="de-DE"/>
+        </w:rPr>
+      </w:pPr>
+      <w:r>
+        <w:rPr>
+          <w:b/>
+          <w:lang w:val="de-DE"/>
+        </w:rPr>
+        <w:t>4.3. Provera Poreske Rezidentnosti (za AML standarde)</w:t>
+      </w:r>
+    </w:p>
+    <w:p>
+      <w:pPr>
         <w:ind w:left="720" w:firstLine="0"/>
-      </w:pPr>
-      <w:proofErr w:type="spellStart"/>
-      <w:r>
-        <w:t>Cilj</w:t>
-      </w:r>
-      <w:proofErr w:type="spellEnd"/>
-      <w:r>
-        <w:t xml:space="preserve"> </w:t>
-      </w:r>
-      <w:proofErr w:type="spellStart"/>
-      <w:r>
-        <w:t>verifikacije</w:t>
-      </w:r>
-      <w:proofErr w:type="spellEnd"/>
-      <w:r>
-        <w:t xml:space="preserve"> je </w:t>
-      </w:r>
-      <w:proofErr w:type="spellStart"/>
-      <w:r>
-        <w:t>osigurati</w:t>
-      </w:r>
-      <w:proofErr w:type="spellEnd"/>
-      <w:r>
-        <w:t xml:space="preserve"> </w:t>
-      </w:r>
-      <w:proofErr w:type="spellStart"/>
-      <w:r>
-        <w:t>bezbednost</w:t>
-      </w:r>
-      <w:proofErr w:type="spellEnd"/>
-      <w:r>
-        <w:t xml:space="preserve"> </w:t>
-      </w:r>
-      <w:proofErr w:type="spellStart"/>
-      <w:r>
-        <w:t>platforme</w:t>
-      </w:r>
-      <w:proofErr w:type="spellEnd"/>
-      <w:r>
-        <w:t xml:space="preserve"> I </w:t>
-      </w:r>
-      <w:proofErr w:type="spellStart"/>
-      <w:r>
-        <w:t>zastititi</w:t>
-      </w:r>
-      <w:proofErr w:type="spellEnd"/>
-      <w:r>
-        <w:t xml:space="preserve"> </w:t>
-      </w:r>
-      <w:proofErr w:type="spellStart"/>
-      <w:r>
-        <w:t>korisnike</w:t>
-      </w:r>
-      <w:proofErr w:type="spellEnd"/>
-      <w:r>
-        <w:t xml:space="preserve"> </w:t>
-      </w:r>
-      <w:proofErr w:type="spellStart"/>
-      <w:r>
-        <w:t>od</w:t>
-      </w:r>
-      <w:proofErr w:type="spellEnd"/>
-      <w:r>
-        <w:t xml:space="preserve"> </w:t>
-      </w:r>
-      <w:proofErr w:type="spellStart"/>
-      <w:r>
-        <w:t>potencijalnih</w:t>
-      </w:r>
-      <w:proofErr w:type="spellEnd"/>
-      <w:r>
-        <w:t xml:space="preserve"> </w:t>
-      </w:r>
-      <w:proofErr w:type="spellStart"/>
-      <w:r>
-        <w:t>prevara</w:t>
-      </w:r>
-      <w:proofErr w:type="spellEnd"/>
-      <w:r>
-        <w:t xml:space="preserve">, </w:t>
-      </w:r>
-      <w:proofErr w:type="spellStart"/>
-      <w:r>
-        <w:t>sto</w:t>
-      </w:r>
-      <w:proofErr w:type="spellEnd"/>
-      <w:r>
-        <w:t xml:space="preserve"> je </w:t>
-      </w:r>
-      <w:proofErr w:type="spellStart"/>
-      <w:r>
-        <w:t>kljucno</w:t>
-      </w:r>
-      <w:proofErr w:type="spellEnd"/>
-      <w:r>
-        <w:t xml:space="preserve"> </w:t>
-      </w:r>
-      <w:proofErr w:type="spellStart"/>
-      <w:r>
-        <w:t>za</w:t>
-      </w:r>
-      <w:proofErr w:type="spellEnd"/>
-      <w:r>
-        <w:t xml:space="preserve"> </w:t>
-      </w:r>
-      <w:proofErr w:type="spellStart"/>
-      <w:r>
-        <w:t>poverenje</w:t>
-      </w:r>
-      <w:proofErr w:type="spellEnd"/>
-      <w:r>
-        <w:t xml:space="preserve"> u online </w:t>
-      </w:r>
-      <w:proofErr w:type="spellStart"/>
-      <w:r>
-        <w:t>menjacnicu</w:t>
-      </w:r>
-      <w:proofErr w:type="spellEnd"/>
-      <w:r>
-        <w:t>.</w:t>
-      </w:r>
-    </w:p>
-    <w:p>
-      <w:pPr>
-        <w:jc w:val="left"/>
-        <w:rPr>
-          <w:rFonts w:cs="Arial"/>
+        <w:rPr>
+          <w:lang w:val="de-DE"/>
+        </w:rPr>
+      </w:pPr>
+      <w:r>
+        <w:rPr>
+          <w:lang w:val="de-DE"/>
+        </w:rPr>
+        <w:t>Korisnik treba da navede drzavy poreske rezidentnosti kao I TIN (Taxpayer Identification Number) ukoliko je primenljivo. Podaci se uporedjuju na medjunarodnim bazama kako bi se sprecile sve prevare, svako pranje novca ili druge ilegalne aktivnosti.</w:t>
+      </w:r>
+    </w:p>
+    <w:p>
+      <w:pPr>
+        <w:ind w:left="720" w:firstLine="0"/>
+        <w:rPr>
+          <w:lang w:val="de-DE"/>
         </w:rPr>
       </w:pPr>
     </w:p>
@@ -2109,1012 +2046,91 @@
         <w:pStyle w:val="Heading2"/>
         <w:rPr>
           <w:b/>
-        </w:rPr>
-      </w:pPr>
-      <w:r>
-        <w:rPr>
-          <w:b/>
-        </w:rPr>
-        <w:t xml:space="preserve">4.1. </w:t>
-      </w:r>
-      <w:proofErr w:type="spellStart"/>
-      <w:r>
-        <w:rPr>
-          <w:b/>
-        </w:rPr>
-        <w:t>Korisnička</w:t>
-      </w:r>
-      <w:proofErr w:type="spellEnd"/>
-      <w:r>
-        <w:rPr>
-          <w:b/>
-        </w:rPr>
-        <w:t xml:space="preserve"> </w:t>
-      </w:r>
-      <w:proofErr w:type="spellStart"/>
-      <w:r>
-        <w:rPr>
-          <w:b/>
-        </w:rPr>
-        <w:t>Registracija</w:t>
-      </w:r>
-      <w:proofErr w:type="spellEnd"/>
-      <w:r>
-        <w:rPr>
-          <w:b/>
-        </w:rPr>
-        <w:t xml:space="preserve"> </w:t>
-      </w:r>
-      <w:proofErr w:type="spellStart"/>
-      <w:r>
-        <w:rPr>
-          <w:b/>
-        </w:rPr>
-        <w:t>i</w:t>
-      </w:r>
-      <w:proofErr w:type="spellEnd"/>
-      <w:r>
-        <w:rPr>
-          <w:b/>
-        </w:rPr>
-        <w:t xml:space="preserve"> Prva </w:t>
-      </w:r>
-      <w:proofErr w:type="spellStart"/>
-      <w:r>
-        <w:rPr>
-          <w:b/>
-        </w:rPr>
-        <w:t>Verifikacija</w:t>
-      </w:r>
-      <w:proofErr w:type="spellEnd"/>
+          <w:lang w:val="de-DE"/>
+        </w:rPr>
+      </w:pPr>
+      <w:r>
+        <w:rPr>
+          <w:b/>
+          <w:lang w:val="de-DE"/>
+        </w:rPr>
+        <w:t>4.4. Dodatne Bezbednosne Mere</w:t>
+      </w:r>
     </w:p>
     <w:p>
       <w:pPr>
         <w:ind w:left="720" w:firstLine="0"/>
-      </w:pPr>
-      <w:proofErr w:type="spellStart"/>
-      <w:r>
-        <w:t>Korisnik</w:t>
-      </w:r>
-      <w:proofErr w:type="spellEnd"/>
-      <w:r>
-        <w:t xml:space="preserve"> </w:t>
-      </w:r>
-      <w:proofErr w:type="spellStart"/>
-      <w:r>
-        <w:t>pri</w:t>
-      </w:r>
-      <w:proofErr w:type="spellEnd"/>
-      <w:r>
-        <w:t xml:space="preserve"> </w:t>
-      </w:r>
-      <w:proofErr w:type="spellStart"/>
-      <w:r>
-        <w:t>verifikaciji</w:t>
-      </w:r>
-      <w:proofErr w:type="spellEnd"/>
-      <w:r>
-        <w:t xml:space="preserve"> </w:t>
-      </w:r>
-      <w:proofErr w:type="spellStart"/>
-      <w:r>
-        <w:t>unosi</w:t>
-      </w:r>
-      <w:proofErr w:type="spellEnd"/>
-      <w:r>
-        <w:t xml:space="preserve"> </w:t>
-      </w:r>
-      <w:proofErr w:type="spellStart"/>
-      <w:r>
-        <w:t>osnovne</w:t>
-      </w:r>
-      <w:proofErr w:type="spellEnd"/>
-      <w:r>
-        <w:t xml:space="preserve"> </w:t>
-      </w:r>
-      <w:proofErr w:type="spellStart"/>
-      <w:r>
-        <w:t>podatke</w:t>
-      </w:r>
-      <w:proofErr w:type="spellEnd"/>
-      <w:r>
-        <w:t xml:space="preserve"> </w:t>
-      </w:r>
-      <w:proofErr w:type="spellStart"/>
-      <w:r>
-        <w:t>kao</w:t>
-      </w:r>
-      <w:proofErr w:type="spellEnd"/>
-      <w:r>
-        <w:t xml:space="preserve"> </w:t>
-      </w:r>
-      <w:proofErr w:type="spellStart"/>
-      <w:r>
-        <w:t>sto</w:t>
-      </w:r>
-      <w:proofErr w:type="spellEnd"/>
-      <w:r>
-        <w:t xml:space="preserve"> </w:t>
-      </w:r>
-      <w:proofErr w:type="spellStart"/>
-      <w:r>
-        <w:t>su</w:t>
-      </w:r>
-      <w:proofErr w:type="spellEnd"/>
-      <w:r>
-        <w:t xml:space="preserve"> </w:t>
-      </w:r>
-      <w:proofErr w:type="spellStart"/>
-      <w:r>
-        <w:t>ime</w:t>
-      </w:r>
-      <w:proofErr w:type="spellEnd"/>
-      <w:r>
-        <w:t xml:space="preserve">, </w:t>
-      </w:r>
-      <w:proofErr w:type="spellStart"/>
-      <w:r>
-        <w:t>prezime</w:t>
-      </w:r>
-      <w:proofErr w:type="spellEnd"/>
-      <w:r>
-        <w:t xml:space="preserve">, email, </w:t>
-      </w:r>
-      <w:proofErr w:type="spellStart"/>
-      <w:r>
-        <w:t>adresa</w:t>
-      </w:r>
-      <w:proofErr w:type="spellEnd"/>
-      <w:r>
-        <w:t xml:space="preserve"> I </w:t>
-      </w:r>
-      <w:proofErr w:type="spellStart"/>
-      <w:r>
-        <w:t>broj</w:t>
-      </w:r>
-      <w:proofErr w:type="spellEnd"/>
-      <w:r>
-        <w:t xml:space="preserve"> </w:t>
-      </w:r>
-      <w:proofErr w:type="spellStart"/>
-      <w:r>
-        <w:t>telefona</w:t>
-      </w:r>
-      <w:proofErr w:type="spellEnd"/>
-      <w:r>
-        <w:t xml:space="preserve">. </w:t>
+        <w:rPr>
+          <w:lang w:val="de-DE"/>
+        </w:rPr>
+      </w:pPr>
+      <w:r>
+        <w:rPr>
+          <w:lang w:val="de-DE"/>
+        </w:rPr>
+        <w:t>- Dvostruka autentifikacija (2FA)</w:t>
       </w:r>
     </w:p>
     <w:p>
       <w:pPr>
         <w:ind w:left="720" w:firstLine="0"/>
-      </w:pPr>
-      <w:proofErr w:type="spellStart"/>
-      <w:r>
-        <w:t>Automatski</w:t>
-      </w:r>
-      <w:proofErr w:type="spellEnd"/>
-      <w:r>
-        <w:t xml:space="preserve"> se </w:t>
-      </w:r>
-      <w:proofErr w:type="spellStart"/>
-      <w:r>
-        <w:t>salji</w:t>
-      </w:r>
-      <w:proofErr w:type="spellEnd"/>
-      <w:r>
-        <w:t xml:space="preserve"> </w:t>
-      </w:r>
-      <w:proofErr w:type="spellStart"/>
-      <w:r>
-        <w:t>verifikacioni</w:t>
-      </w:r>
-      <w:proofErr w:type="spellEnd"/>
-      <w:r>
-        <w:t xml:space="preserve"> </w:t>
-      </w:r>
-      <w:proofErr w:type="spellStart"/>
-      <w:r>
-        <w:t>kod</w:t>
-      </w:r>
-      <w:proofErr w:type="spellEnd"/>
-      <w:r>
-        <w:t xml:space="preserve"> </w:t>
-      </w:r>
-      <w:proofErr w:type="spellStart"/>
-      <w:r>
-        <w:t>putem</w:t>
-      </w:r>
-      <w:proofErr w:type="spellEnd"/>
-      <w:r>
-        <w:t xml:space="preserve"> email-a </w:t>
-      </w:r>
-      <w:proofErr w:type="spellStart"/>
-      <w:r>
-        <w:t>ili</w:t>
-      </w:r>
-      <w:proofErr w:type="spellEnd"/>
-      <w:r>
-        <w:t xml:space="preserve"> SMS-a </w:t>
-      </w:r>
-      <w:proofErr w:type="spellStart"/>
-      <w:r>
-        <w:t>koji</w:t>
-      </w:r>
-      <w:proofErr w:type="spellEnd"/>
-      <w:r>
-        <w:t xml:space="preserve"> </w:t>
-      </w:r>
-      <w:proofErr w:type="spellStart"/>
-      <w:r>
-        <w:t>korisnik</w:t>
-      </w:r>
-      <w:proofErr w:type="spellEnd"/>
-      <w:r>
-        <w:t xml:space="preserve"> mora </w:t>
-      </w:r>
-      <w:proofErr w:type="spellStart"/>
-      <w:r>
-        <w:t>uneti</w:t>
-      </w:r>
-      <w:proofErr w:type="spellEnd"/>
-      <w:r>
-        <w:t xml:space="preserve"> </w:t>
-      </w:r>
-      <w:proofErr w:type="spellStart"/>
-      <w:r>
-        <w:t>kako</w:t>
-      </w:r>
-      <w:proofErr w:type="spellEnd"/>
-      <w:r>
-        <w:t xml:space="preserve"> bi </w:t>
-      </w:r>
-      <w:proofErr w:type="spellStart"/>
-      <w:r>
-        <w:t>potvrdio</w:t>
-      </w:r>
-      <w:proofErr w:type="spellEnd"/>
-      <w:r>
-        <w:t xml:space="preserve"> </w:t>
-      </w:r>
-      <w:proofErr w:type="spellStart"/>
-      <w:r>
-        <w:t>svoj</w:t>
-      </w:r>
-      <w:proofErr w:type="spellEnd"/>
-      <w:r>
-        <w:t xml:space="preserve"> </w:t>
-      </w:r>
-      <w:proofErr w:type="spellStart"/>
-      <w:r>
-        <w:t>identitet</w:t>
-      </w:r>
-      <w:proofErr w:type="spellEnd"/>
-      <w:r>
-        <w:t>.</w:t>
-      </w:r>
-    </w:p>
-    <w:p/>
+        <w:rPr>
+          <w:lang w:val="de-DE"/>
+        </w:rPr>
+      </w:pPr>
+      <w:r>
+        <w:rPr>
+          <w:lang w:val="de-DE"/>
+        </w:rPr>
+        <w:t>- Ogranicenje za rizicne IP adrese</w:t>
+      </w:r>
+    </w:p>
+    <w:p>
+      <w:pPr>
+        <w:ind w:left="720" w:firstLine="0"/>
+        <w:rPr>
+          <w:lang w:val="de-DE"/>
+        </w:rPr>
+      </w:pPr>
+    </w:p>
     <w:p>
       <w:pPr>
         <w:pStyle w:val="Heading2"/>
         <w:rPr>
           <w:b/>
-        </w:rPr>
-      </w:pPr>
-      <w:r>
-        <w:rPr>
-          <w:b/>
-        </w:rPr>
-        <w:t xml:space="preserve">4.2. </w:t>
-      </w:r>
-      <w:proofErr w:type="spellStart"/>
-      <w:r>
-        <w:rPr>
-          <w:b/>
-        </w:rPr>
-        <w:t>Identifikacija</w:t>
-      </w:r>
-      <w:proofErr w:type="spellEnd"/>
-      <w:r>
-        <w:rPr>
-          <w:b/>
-        </w:rPr>
-        <w:t xml:space="preserve"> </w:t>
-      </w:r>
-      <w:proofErr w:type="spellStart"/>
-      <w:r>
-        <w:rPr>
-          <w:b/>
-        </w:rPr>
-        <w:t>putem</w:t>
-      </w:r>
-      <w:proofErr w:type="spellEnd"/>
-      <w:r>
-        <w:rPr>
-          <w:b/>
-        </w:rPr>
-        <w:t xml:space="preserve"> KYC </w:t>
-      </w:r>
-      <w:proofErr w:type="spellStart"/>
-      <w:r>
-        <w:rPr>
-          <w:b/>
-        </w:rPr>
-        <w:t>Protokola</w:t>
-      </w:r>
-      <w:proofErr w:type="spellEnd"/>
+          <w:lang w:val="de-DE"/>
+        </w:rPr>
+      </w:pPr>
+      <w:r>
+        <w:rPr>
+          <w:b/>
+          <w:lang w:val="de-DE"/>
+        </w:rPr>
+        <w:t>4.5. Periodična Verifikacija</w:t>
+      </w:r>
     </w:p>
     <w:p>
       <w:pPr>
         <w:ind w:left="720" w:firstLine="0"/>
-      </w:pPr>
-      <w:proofErr w:type="spellStart"/>
-      <w:r>
-        <w:t>Korisnik</w:t>
-      </w:r>
-      <w:proofErr w:type="spellEnd"/>
-      <w:r>
-        <w:t xml:space="preserve"> mora </w:t>
-      </w:r>
-      <w:proofErr w:type="spellStart"/>
-      <w:r>
-        <w:t>dostaviti</w:t>
-      </w:r>
-      <w:proofErr w:type="spellEnd"/>
-      <w:r>
-        <w:t xml:space="preserve"> </w:t>
-      </w:r>
-      <w:proofErr w:type="spellStart"/>
-      <w:r>
-        <w:t>informacije</w:t>
-      </w:r>
-      <w:proofErr w:type="spellEnd"/>
-      <w:r>
-        <w:t xml:space="preserve"> </w:t>
-      </w:r>
-      <w:proofErr w:type="spellStart"/>
-      <w:r>
-        <w:t>prema</w:t>
-      </w:r>
-      <w:proofErr w:type="spellEnd"/>
-      <w:r>
-        <w:t xml:space="preserve"> KYC (Know Your Customer) </w:t>
-      </w:r>
-      <w:proofErr w:type="spellStart"/>
-      <w:r>
-        <w:t>standardima</w:t>
-      </w:r>
-      <w:proofErr w:type="spellEnd"/>
-      <w:r>
-        <w:t xml:space="preserve">, </w:t>
-      </w:r>
-      <w:proofErr w:type="spellStart"/>
-      <w:r>
-        <w:t>ukljucujuci</w:t>
-      </w:r>
-      <w:proofErr w:type="spellEnd"/>
-      <w:r>
-        <w:t xml:space="preserve"> </w:t>
-      </w:r>
-      <w:proofErr w:type="spellStart"/>
-      <w:r>
-        <w:t>validan</w:t>
-      </w:r>
-      <w:proofErr w:type="spellEnd"/>
-      <w:r>
-        <w:t xml:space="preserve"> document </w:t>
-      </w:r>
-      <w:proofErr w:type="spellStart"/>
-      <w:r>
-        <w:t>ili</w:t>
-      </w:r>
-      <w:proofErr w:type="spellEnd"/>
-      <w:r>
-        <w:t xml:space="preserve"> </w:t>
-      </w:r>
-      <w:proofErr w:type="spellStart"/>
-      <w:r>
-        <w:t>selfi</w:t>
-      </w:r>
-      <w:proofErr w:type="spellEnd"/>
-      <w:r>
-        <w:t xml:space="preserve"> </w:t>
-      </w:r>
-      <w:proofErr w:type="spellStart"/>
-      <w:r>
-        <w:t>fotografiju</w:t>
-      </w:r>
-      <w:proofErr w:type="spellEnd"/>
-      <w:r>
-        <w:t>.</w:t>
-      </w:r>
-    </w:p>
-    <w:p/>
-    <w:p>
-      <w:pPr>
-        <w:pStyle w:val="Heading2"/>
-        <w:rPr>
-          <w:b/>
-        </w:rPr>
-      </w:pPr>
-      <w:r>
-        <w:rPr>
-          <w:b/>
-        </w:rPr>
-        <w:t xml:space="preserve">4.3. Provera </w:t>
-      </w:r>
-      <w:proofErr w:type="spellStart"/>
-      <w:r>
-        <w:rPr>
-          <w:b/>
-        </w:rPr>
-        <w:t>Poreske</w:t>
-      </w:r>
-      <w:proofErr w:type="spellEnd"/>
-      <w:r>
-        <w:rPr>
-          <w:b/>
-        </w:rPr>
-        <w:t xml:space="preserve"> </w:t>
-      </w:r>
-      <w:proofErr w:type="spellStart"/>
-      <w:r>
-        <w:rPr>
-          <w:b/>
-        </w:rPr>
-        <w:t>Rezidentnosti</w:t>
-      </w:r>
-      <w:proofErr w:type="spellEnd"/>
-      <w:r>
-        <w:rPr>
-          <w:b/>
-        </w:rPr>
-        <w:t xml:space="preserve"> (</w:t>
-      </w:r>
-      <w:proofErr w:type="spellStart"/>
-      <w:r>
-        <w:rPr>
-          <w:b/>
-        </w:rPr>
-        <w:t>za</w:t>
-      </w:r>
-      <w:proofErr w:type="spellEnd"/>
-      <w:r>
-        <w:rPr>
-          <w:b/>
-        </w:rPr>
-        <w:t xml:space="preserve"> AML </w:t>
-      </w:r>
-      <w:proofErr w:type="spellStart"/>
-      <w:r>
-        <w:rPr>
-          <w:b/>
-        </w:rPr>
-        <w:t>standarde</w:t>
-      </w:r>
-      <w:proofErr w:type="spellEnd"/>
-      <w:r>
-        <w:rPr>
-          <w:b/>
-        </w:rPr>
-        <w:t>)</w:t>
-      </w:r>
-    </w:p>
-    <w:p>
-      <w:pPr>
-        <w:ind w:left="720" w:firstLine="0"/>
-      </w:pPr>
-      <w:proofErr w:type="spellStart"/>
-      <w:r>
-        <w:t>Korisnik</w:t>
-      </w:r>
-      <w:proofErr w:type="spellEnd"/>
-      <w:r>
-        <w:t xml:space="preserve"> </w:t>
-      </w:r>
-      <w:proofErr w:type="spellStart"/>
-      <w:r>
-        <w:t>treba</w:t>
-      </w:r>
-      <w:proofErr w:type="spellEnd"/>
-      <w:r>
-        <w:t xml:space="preserve"> da </w:t>
-      </w:r>
-      <w:proofErr w:type="spellStart"/>
-      <w:r>
-        <w:t>navede</w:t>
-      </w:r>
-      <w:proofErr w:type="spellEnd"/>
-      <w:r>
-        <w:t xml:space="preserve"> </w:t>
-      </w:r>
-      <w:proofErr w:type="spellStart"/>
-      <w:r>
-        <w:t>drzavy</w:t>
-      </w:r>
-      <w:proofErr w:type="spellEnd"/>
-      <w:r>
-        <w:t xml:space="preserve"> </w:t>
-      </w:r>
-      <w:proofErr w:type="spellStart"/>
-      <w:r>
-        <w:t>poreske</w:t>
-      </w:r>
-      <w:proofErr w:type="spellEnd"/>
-      <w:r>
-        <w:t xml:space="preserve"> </w:t>
-      </w:r>
-      <w:proofErr w:type="spellStart"/>
-      <w:r>
-        <w:t>rezidentnosti</w:t>
-      </w:r>
-      <w:proofErr w:type="spellEnd"/>
-      <w:r>
-        <w:t xml:space="preserve"> </w:t>
-      </w:r>
-      <w:proofErr w:type="spellStart"/>
-      <w:r>
-        <w:t>kao</w:t>
-      </w:r>
-      <w:proofErr w:type="spellEnd"/>
-      <w:r>
-        <w:t xml:space="preserve"> I TIN (Taxpayer Identification Number) </w:t>
-      </w:r>
-      <w:proofErr w:type="spellStart"/>
-      <w:r>
-        <w:t>ukoliko</w:t>
-      </w:r>
-      <w:proofErr w:type="spellEnd"/>
-      <w:r>
-        <w:t xml:space="preserve"> je </w:t>
-      </w:r>
-      <w:proofErr w:type="spellStart"/>
-      <w:r>
-        <w:t>primenljivo</w:t>
-      </w:r>
-      <w:proofErr w:type="spellEnd"/>
-      <w:r>
-        <w:t xml:space="preserve">. </w:t>
-      </w:r>
-      <w:proofErr w:type="spellStart"/>
-      <w:r>
-        <w:t>Podaci</w:t>
-      </w:r>
-      <w:proofErr w:type="spellEnd"/>
-      <w:r>
-        <w:t xml:space="preserve"> se </w:t>
-      </w:r>
-      <w:proofErr w:type="spellStart"/>
-      <w:r>
-        <w:t>uporedjuju</w:t>
-      </w:r>
-      <w:proofErr w:type="spellEnd"/>
-      <w:r>
-        <w:t xml:space="preserve"> </w:t>
-      </w:r>
-      <w:proofErr w:type="spellStart"/>
-      <w:r>
-        <w:t>na</w:t>
-      </w:r>
-      <w:proofErr w:type="spellEnd"/>
-      <w:r>
-        <w:t xml:space="preserve"> </w:t>
-      </w:r>
-      <w:proofErr w:type="spellStart"/>
-      <w:r>
-        <w:t>medjunarodnim</w:t>
-      </w:r>
-      <w:proofErr w:type="spellEnd"/>
-      <w:r>
-        <w:t xml:space="preserve"> </w:t>
-      </w:r>
-      <w:proofErr w:type="spellStart"/>
-      <w:r>
-        <w:t>bazama</w:t>
-      </w:r>
-      <w:proofErr w:type="spellEnd"/>
-      <w:r>
-        <w:t xml:space="preserve"> </w:t>
-      </w:r>
-      <w:proofErr w:type="spellStart"/>
-      <w:r>
-        <w:t>kako</w:t>
-      </w:r>
-      <w:proofErr w:type="spellEnd"/>
-      <w:r>
-        <w:t xml:space="preserve"> bi se </w:t>
-      </w:r>
-      <w:proofErr w:type="spellStart"/>
-      <w:r>
-        <w:t>sprecile</w:t>
-      </w:r>
-      <w:proofErr w:type="spellEnd"/>
-      <w:r>
-        <w:t xml:space="preserve"> </w:t>
-      </w:r>
-      <w:proofErr w:type="spellStart"/>
-      <w:r>
-        <w:t>sve</w:t>
-      </w:r>
-      <w:proofErr w:type="spellEnd"/>
-      <w:r>
-        <w:t xml:space="preserve"> </w:t>
-      </w:r>
-      <w:proofErr w:type="spellStart"/>
-      <w:r>
-        <w:t>prevare</w:t>
-      </w:r>
-      <w:proofErr w:type="spellEnd"/>
-      <w:r>
-        <w:t xml:space="preserve">, </w:t>
-      </w:r>
-      <w:proofErr w:type="spellStart"/>
-      <w:r>
-        <w:t>svako</w:t>
-      </w:r>
-      <w:proofErr w:type="spellEnd"/>
-      <w:r>
-        <w:t xml:space="preserve"> </w:t>
-      </w:r>
-      <w:proofErr w:type="spellStart"/>
-      <w:r>
-        <w:t>pranje</w:t>
-      </w:r>
-      <w:proofErr w:type="spellEnd"/>
-      <w:r>
-        <w:t xml:space="preserve"> </w:t>
-      </w:r>
-      <w:proofErr w:type="spellStart"/>
-      <w:r>
-        <w:t>novca</w:t>
-      </w:r>
-      <w:proofErr w:type="spellEnd"/>
-      <w:r>
-        <w:t xml:space="preserve"> </w:t>
-      </w:r>
-      <w:proofErr w:type="spellStart"/>
-      <w:r>
-        <w:t>ili</w:t>
-      </w:r>
-      <w:proofErr w:type="spellEnd"/>
-      <w:r>
-        <w:t xml:space="preserve"> </w:t>
-      </w:r>
-      <w:proofErr w:type="spellStart"/>
-      <w:r>
-        <w:t>druge</w:t>
-      </w:r>
-      <w:proofErr w:type="spellEnd"/>
-      <w:r>
-        <w:t xml:space="preserve"> </w:t>
-      </w:r>
-      <w:proofErr w:type="spellStart"/>
-      <w:r>
-        <w:t>ilegalne</w:t>
-      </w:r>
-      <w:proofErr w:type="spellEnd"/>
-      <w:r>
-        <w:t xml:space="preserve"> </w:t>
-      </w:r>
-      <w:proofErr w:type="spellStart"/>
-      <w:r>
-        <w:t>aktivnosti</w:t>
-      </w:r>
-      <w:proofErr w:type="spellEnd"/>
-      <w:r>
-        <w:t>.</w:t>
-      </w:r>
-    </w:p>
-    <w:p/>
-    <w:p>
-      <w:pPr>
-        <w:pStyle w:val="Heading2"/>
-        <w:rPr>
-          <w:b/>
-        </w:rPr>
-      </w:pPr>
-      <w:r>
-        <w:rPr>
-          <w:b/>
-        </w:rPr>
-        <w:t xml:space="preserve">4.4. </w:t>
-      </w:r>
-      <w:proofErr w:type="spellStart"/>
-      <w:r>
-        <w:rPr>
-          <w:b/>
-        </w:rPr>
-        <w:t>Dodatne</w:t>
-      </w:r>
-      <w:proofErr w:type="spellEnd"/>
-      <w:r>
-        <w:rPr>
-          <w:b/>
-        </w:rPr>
-        <w:t xml:space="preserve"> </w:t>
-      </w:r>
-      <w:proofErr w:type="spellStart"/>
-      <w:r>
-        <w:rPr>
-          <w:b/>
-        </w:rPr>
-        <w:t>Bezbednosne</w:t>
-      </w:r>
-      <w:proofErr w:type="spellEnd"/>
-      <w:r>
-        <w:rPr>
-          <w:b/>
-        </w:rPr>
-        <w:t xml:space="preserve"> Mere</w:t>
-      </w:r>
-    </w:p>
-    <w:p>
-      <w:r>
-        <w:t xml:space="preserve">- </w:t>
-      </w:r>
-      <w:proofErr w:type="spellStart"/>
-      <w:r>
-        <w:t>Dvostruka</w:t>
-      </w:r>
-      <w:proofErr w:type="spellEnd"/>
-      <w:r>
-        <w:t xml:space="preserve"> </w:t>
-      </w:r>
-      <w:proofErr w:type="spellStart"/>
-      <w:r>
-        <w:t>autentifikacija</w:t>
-      </w:r>
-      <w:proofErr w:type="spellEnd"/>
-      <w:r>
-        <w:t xml:space="preserve"> (2FA)</w:t>
-      </w:r>
-    </w:p>
-    <w:p>
-      <w:r>
-        <w:t xml:space="preserve">- </w:t>
-      </w:r>
-      <w:proofErr w:type="spellStart"/>
-      <w:r>
-        <w:t>Ogranicenje</w:t>
-      </w:r>
-      <w:proofErr w:type="spellEnd"/>
-      <w:r>
-        <w:t xml:space="preserve"> </w:t>
-      </w:r>
-      <w:proofErr w:type="spellStart"/>
-      <w:r>
-        <w:t>za</w:t>
-      </w:r>
-      <w:proofErr w:type="spellEnd"/>
-      <w:r>
-        <w:t xml:space="preserve"> </w:t>
-      </w:r>
-      <w:proofErr w:type="spellStart"/>
-      <w:r>
-        <w:t>rizicne</w:t>
-      </w:r>
-      <w:proofErr w:type="spellEnd"/>
-      <w:r>
-        <w:t xml:space="preserve"> IP </w:t>
-      </w:r>
-      <w:proofErr w:type="spellStart"/>
-      <w:r>
-        <w:t>adrese</w:t>
-      </w:r>
-      <w:proofErr w:type="spellEnd"/>
-    </w:p>
-    <w:p/>
-    <w:p>
-      <w:pPr>
-        <w:pStyle w:val="Heading2"/>
-        <w:rPr>
-          <w:b/>
-        </w:rPr>
-      </w:pPr>
-      <w:r>
-        <w:rPr>
-          <w:b/>
-        </w:rPr>
-        <w:t xml:space="preserve">4.5. </w:t>
-      </w:r>
-      <w:proofErr w:type="spellStart"/>
-      <w:r>
-        <w:rPr>
-          <w:b/>
-        </w:rPr>
-        <w:t>Periodična</w:t>
-      </w:r>
-      <w:proofErr w:type="spellEnd"/>
-      <w:r>
-        <w:rPr>
-          <w:b/>
-        </w:rPr>
-        <w:t xml:space="preserve"> </w:t>
-      </w:r>
-      <w:proofErr w:type="spellStart"/>
-      <w:r>
-        <w:rPr>
-          <w:b/>
-        </w:rPr>
-        <w:t>Verifikacija</w:t>
-      </w:r>
-      <w:proofErr w:type="spellEnd"/>
-    </w:p>
-    <w:p>
-      <w:pPr>
-        <w:ind w:left="720" w:firstLine="0"/>
-      </w:pPr>
-      <w:proofErr w:type="spellStart"/>
-      <w:r>
-        <w:t>Platforma</w:t>
-      </w:r>
-      <w:proofErr w:type="spellEnd"/>
-      <w:r>
-        <w:t xml:space="preserve"> </w:t>
-      </w:r>
-      <w:proofErr w:type="spellStart"/>
-      <w:r>
-        <w:t>ce</w:t>
-      </w:r>
-      <w:proofErr w:type="spellEnd"/>
-      <w:r>
-        <w:t xml:space="preserve"> </w:t>
-      </w:r>
-      <w:proofErr w:type="spellStart"/>
-      <w:r>
-        <w:t>periodicno</w:t>
-      </w:r>
-      <w:proofErr w:type="spellEnd"/>
-      <w:r>
-        <w:t xml:space="preserve"> </w:t>
-      </w:r>
-      <w:proofErr w:type="spellStart"/>
-      <w:r>
-        <w:t>traziti</w:t>
-      </w:r>
-      <w:proofErr w:type="spellEnd"/>
-      <w:r>
-        <w:t xml:space="preserve"> </w:t>
-      </w:r>
-      <w:proofErr w:type="spellStart"/>
-      <w:r>
-        <w:t>korisniku</w:t>
-      </w:r>
-      <w:proofErr w:type="spellEnd"/>
-      <w:r>
-        <w:t xml:space="preserve"> da </w:t>
-      </w:r>
-      <w:proofErr w:type="spellStart"/>
-      <w:r>
-        <w:t>potvrdi</w:t>
-      </w:r>
-      <w:proofErr w:type="spellEnd"/>
-      <w:r>
-        <w:t xml:space="preserve"> </w:t>
-      </w:r>
-      <w:proofErr w:type="spellStart"/>
-      <w:r>
-        <w:t>svoj</w:t>
-      </w:r>
-      <w:proofErr w:type="spellEnd"/>
-      <w:r>
-        <w:t xml:space="preserve"> </w:t>
-      </w:r>
-      <w:proofErr w:type="spellStart"/>
-      <w:r>
-        <w:t>identitet</w:t>
-      </w:r>
-      <w:proofErr w:type="spellEnd"/>
-      <w:r>
-        <w:t xml:space="preserve">, </w:t>
-      </w:r>
-      <w:proofErr w:type="spellStart"/>
-      <w:r>
-        <w:t>posebno</w:t>
-      </w:r>
-      <w:proofErr w:type="spellEnd"/>
-      <w:r>
-        <w:t xml:space="preserve"> </w:t>
-      </w:r>
-      <w:proofErr w:type="spellStart"/>
-      <w:r>
-        <w:t>ako</w:t>
-      </w:r>
-      <w:proofErr w:type="spellEnd"/>
-      <w:r>
-        <w:t xml:space="preserve"> je </w:t>
+        <w:rPr>
+          <w:lang w:val="de-DE"/>
+        </w:rPr>
+      </w:pPr>
+      <w:r>
+        <w:rPr>
+          <w:lang w:val="de-DE"/>
+        </w:rPr>
+        <w:t>Platforma ce periodicno traziti korisniku da potvrdi svoj identitet, posebno ako je detektovana sumnjiva aktivnost ili ukoliko korisnik nije duze koristio svoj nalog.</w:t>
       </w:r>
       <w:bookmarkStart w:id="0" w:name="_GoBack"/>
       <w:bookmarkEnd w:id="0"/>
-      <w:proofErr w:type="spellStart"/>
-      <w:r>
-        <w:t>detektovana</w:t>
-      </w:r>
-      <w:proofErr w:type="spellEnd"/>
-      <w:r>
-        <w:t xml:space="preserve"> </w:t>
-      </w:r>
-      <w:proofErr w:type="spellStart"/>
-      <w:r>
-        <w:t>sumnjiva</w:t>
-      </w:r>
-      <w:proofErr w:type="spellEnd"/>
-      <w:r>
-        <w:t xml:space="preserve"> </w:t>
-      </w:r>
-      <w:proofErr w:type="spellStart"/>
-      <w:r>
-        <w:t>aktivnost</w:t>
-      </w:r>
-      <w:proofErr w:type="spellEnd"/>
-      <w:r>
-        <w:t xml:space="preserve"> </w:t>
-      </w:r>
-      <w:proofErr w:type="spellStart"/>
-      <w:r>
-        <w:t>ili</w:t>
-      </w:r>
-      <w:proofErr w:type="spellEnd"/>
-      <w:r>
-        <w:t xml:space="preserve"> </w:t>
-      </w:r>
-      <w:proofErr w:type="spellStart"/>
-      <w:r>
-        <w:t>ukoliko</w:t>
-      </w:r>
-      <w:proofErr w:type="spellEnd"/>
-      <w:r>
-        <w:t xml:space="preserve"> </w:t>
-      </w:r>
-      <w:proofErr w:type="spellStart"/>
-      <w:r>
-        <w:t>korisnik</w:t>
-      </w:r>
-      <w:proofErr w:type="spellEnd"/>
-      <w:r>
-        <w:t xml:space="preserve"> </w:t>
-      </w:r>
-      <w:proofErr w:type="spellStart"/>
-      <w:r>
-        <w:t>nije</w:t>
-      </w:r>
-      <w:proofErr w:type="spellEnd"/>
-      <w:r>
-        <w:t xml:space="preserve"> </w:t>
-      </w:r>
-      <w:proofErr w:type="spellStart"/>
-      <w:r>
-        <w:t>duze</w:t>
-      </w:r>
-      <w:proofErr w:type="spellEnd"/>
-      <w:r>
-        <w:t xml:space="preserve"> </w:t>
-      </w:r>
-      <w:proofErr w:type="spellStart"/>
-      <w:r>
-        <w:t>koristio</w:t>
-      </w:r>
-      <w:proofErr w:type="spellEnd"/>
-      <w:r>
-        <w:t xml:space="preserve"> </w:t>
-      </w:r>
-      <w:proofErr w:type="spellStart"/>
-      <w:r>
-        <w:t>svoj</w:t>
-      </w:r>
-      <w:proofErr w:type="spellEnd"/>
-      <w:r>
-        <w:t xml:space="preserve"> </w:t>
-      </w:r>
-      <w:proofErr w:type="spellStart"/>
-      <w:r>
-        <w:t>nalog</w:t>
-      </w:r>
-      <w:proofErr w:type="spellEnd"/>
-      <w:r>
-        <w:t>.</w:t>
-      </w:r>
+    </w:p>
+    <w:p>
+      <w:pPr>
+        <w:rPr>
+          <w:lang w:val="de-DE"/>
+        </w:rPr>
+      </w:pPr>
     </w:p>
     <w:p>
       <w:pPr>

--- a/Menjacnica Projektni zahtev.docx
+++ b/Menjacnica Projektni zahtev.docx
@@ -239,13 +239,11 @@
               <w:ind w:firstLine="0"/>
               <w:jc w:val="left"/>
               <w:rPr>
-                <w:rFonts w:asciiTheme="minorHAnsi" w:eastAsiaTheme="minorHAnsi" w:hAnsiTheme="minorHAnsi"/>
                 <w:sz w:val="22"/>
               </w:rPr>
             </w:pPr>
             <w:r>
               <w:rPr>
-                <w:rFonts w:asciiTheme="minorHAnsi" w:eastAsiaTheme="minorHAnsi" w:hAnsiTheme="minorHAnsi"/>
                 <w:sz w:val="22"/>
               </w:rPr>
               <w:t>Predmetni nastavnik: Sasa Stamenovic</w:t>
@@ -263,21 +261,18 @@
               <w:ind w:firstLine="0"/>
               <w:jc w:val="right"/>
               <w:rPr>
-                <w:rFonts w:asciiTheme="minorHAnsi" w:eastAsiaTheme="minorHAnsi" w:hAnsiTheme="minorHAnsi"/>
                 <w:sz w:val="22"/>
                 <w:lang w:val="sr-Cyrl-RS"/>
               </w:rPr>
             </w:pPr>
             <w:r>
               <w:rPr>
-                <w:rFonts w:asciiTheme="minorHAnsi" w:eastAsiaTheme="minorHAnsi" w:hAnsiTheme="minorHAnsi"/>
                 <w:sz w:val="22"/>
               </w:rPr>
               <w:t xml:space="preserve">Studenti </w:t>
             </w:r>
             <w:r>
               <w:rPr>
-                <w:rFonts w:asciiTheme="minorHAnsi" w:eastAsiaTheme="minorHAnsi" w:hAnsiTheme="minorHAnsi"/>
                 <w:sz w:val="22"/>
                 <w:lang w:val="sr-Cyrl-RS"/>
               </w:rPr>
@@ -301,7 +296,6 @@
               <w:ind w:firstLine="0"/>
               <w:jc w:val="left"/>
               <w:rPr>
-                <w:rFonts w:asciiTheme="minorHAnsi" w:eastAsiaTheme="minorHAnsi" w:hAnsiTheme="minorHAnsi"/>
                 <w:sz w:val="22"/>
               </w:rPr>
             </w:pPr>
@@ -318,20 +312,17 @@
               <w:ind w:firstLine="0"/>
               <w:jc w:val="right"/>
               <w:rPr>
-                <w:rFonts w:asciiTheme="minorHAnsi" w:eastAsiaTheme="minorHAnsi" w:hAnsiTheme="minorHAnsi"/>
                 <w:sz w:val="22"/>
               </w:rPr>
             </w:pPr>
             <w:r>
               <w:rPr>
-                <w:rFonts w:asciiTheme="minorHAnsi" w:eastAsiaTheme="minorHAnsi" w:hAnsiTheme="minorHAnsi"/>
                 <w:sz w:val="22"/>
               </w:rPr>
               <w:t>Ognjen Miskovic</w:t>
             </w:r>
             <w:r>
               <w:rPr>
-                <w:rFonts w:asciiTheme="minorHAnsi" w:eastAsiaTheme="minorHAnsi" w:hAnsiTheme="minorHAnsi"/>
                 <w:sz w:val="22"/>
                 <w:lang w:val="sr-Cyrl-RS"/>
               </w:rPr>
@@ -339,14 +330,12 @@
             </w:r>
             <w:r>
               <w:rPr>
-                <w:rFonts w:asciiTheme="minorHAnsi" w:eastAsiaTheme="minorHAnsi" w:hAnsiTheme="minorHAnsi"/>
                 <w:sz w:val="22"/>
               </w:rPr>
               <w:t>007</w:t>
             </w:r>
             <w:r>
               <w:rPr>
-                <w:rFonts w:asciiTheme="minorHAnsi" w:eastAsiaTheme="minorHAnsi" w:hAnsiTheme="minorHAnsi"/>
                 <w:sz w:val="22"/>
                 <w:lang w:val="sr-Cyrl-RS"/>
               </w:rPr>
@@ -354,14 +343,12 @@
             </w:r>
             <w:r>
               <w:rPr>
-                <w:rFonts w:asciiTheme="minorHAnsi" w:eastAsiaTheme="minorHAnsi" w:hAnsiTheme="minorHAnsi"/>
                 <w:sz w:val="22"/>
               </w:rPr>
               <w:t>2</w:t>
             </w:r>
             <w:r>
               <w:rPr>
-                <w:rFonts w:asciiTheme="minorHAnsi" w:eastAsiaTheme="minorHAnsi" w:hAnsiTheme="minorHAnsi"/>
                 <w:sz w:val="22"/>
                 <w:lang w:val="sr-Cyrl-RS"/>
               </w:rPr>
@@ -374,13 +361,11 @@
               <w:ind w:firstLine="0"/>
               <w:jc w:val="right"/>
               <w:rPr>
-                <w:rFonts w:asciiTheme="minorHAnsi" w:eastAsiaTheme="minorHAnsi" w:hAnsiTheme="minorHAnsi"/>
                 <w:sz w:val="22"/>
               </w:rPr>
             </w:pPr>
             <w:r>
               <w:rPr>
-                <w:rFonts w:asciiTheme="minorHAnsi" w:eastAsiaTheme="minorHAnsi" w:hAnsiTheme="minorHAnsi"/>
                 <w:sz w:val="22"/>
               </w:rPr>
               <w:t>Bogdan Vidojevic, 008/2023</w:t>
@@ -392,13 +377,11 @@
               <w:ind w:firstLine="0"/>
               <w:jc w:val="right"/>
               <w:rPr>
-                <w:rFonts w:asciiTheme="minorHAnsi" w:eastAsiaTheme="minorHAnsi" w:hAnsiTheme="minorHAnsi"/>
                 <w:sz w:val="22"/>
               </w:rPr>
             </w:pPr>
             <w:r>
               <w:rPr>
-                <w:rFonts w:asciiTheme="minorHAnsi" w:eastAsiaTheme="minorHAnsi" w:hAnsiTheme="minorHAnsi"/>
                 <w:sz w:val="22"/>
               </w:rPr>
               <w:t>Filip Filipovic, 023/2023</w:t>
@@ -475,24 +458,26 @@
     </w:p>
     <w:p>
       <w:pPr>
-        <w:pStyle w:val="Heading1"/>
+        <w:pStyle w:val="Heading2"/>
         <w:numPr>
           <w:ilvl w:val="0"/>
-          <w:numId w:val="4"/>
+          <w:numId w:val="5"/>
         </w:numPr>
         <w:rPr>
           <w:rStyle w:val="IntenseEmphasis1"/>
+          <w:b/>
           <w:i w:val="0"/>
           <w:iCs w:val="0"/>
-          <w:color w:val="auto"/>
+          <w:color w:val="365F91" w:themeColor="accent1" w:themeShade="BF"/>
         </w:rPr>
       </w:pPr>
       <w:r>
         <w:rPr>
           <w:rStyle w:val="IntenseEmphasis1"/>
+          <w:b/>
           <w:i w:val="0"/>
           <w:iCs w:val="0"/>
-          <w:color w:val="auto"/>
+          <w:color w:val="365F91" w:themeColor="accent1" w:themeShade="BF"/>
         </w:rPr>
         <w:t>Uvod</w:t>
       </w:r>
@@ -534,25 +519,29 @@
     <w:p>
       <w:pPr>
         <w:pStyle w:val="Heading2"/>
-      </w:pPr>
-      <w:r>
-        <w:t>1.</w:t>
-      </w:r>
-      <w:r>
-        <w:t>1</w:t>
+        <w:rPr>
+          <w:b/>
+        </w:rPr>
+      </w:pPr>
+      <w:r>
+        <w:rPr>
+          <w:b/>
+        </w:rPr>
+        <w:t>1.1</w:t>
       </w:r>
       <w:r>
         <w:rPr>
           <w:rStyle w:val="Heading1Char"/>
           <w:rFonts w:eastAsiaTheme="majorEastAsia"/>
+          <w:b w:val="0"/>
         </w:rPr>
         <w:t xml:space="preserve"> </w:t>
       </w:r>
       <w:r>
-        <w:t>Cilj razvoja</w:t>
-      </w:r>
-      <w:r>
-        <w:t xml:space="preserve"> </w:t>
+        <w:rPr>
+          <w:b/>
+        </w:rPr>
+        <w:t xml:space="preserve">Cilj razvoja </w:t>
       </w:r>
     </w:p>
     <w:p>
@@ -560,10 +549,7 @@
         <w:jc w:val="left"/>
       </w:pPr>
       <w:r>
-        <w:t xml:space="preserve">Cilj sistema je automatizacija procesa, sto ce omoguciti povecanje efikasnosti u radu menjacnice. Razvojem ovog sistema </w:t>
-      </w:r>
-      <w:r>
-        <w:t>smanjuju se greske u radu i poboljasava se korisnicko iskustvo.</w:t>
+        <w:t>Cilj sistema je automatizacija procesa, sto ce omoguciti povecanje efikasnosti u radu menjacnice. Razvojem ovog sistema smanjuju se greske u radu i poboljasava se korisnicko iskustvo.</w:t>
       </w:r>
     </w:p>
     <w:p>
@@ -734,13 +720,7 @@
         <w:rPr>
           <w:lang w:val="de-DE"/>
         </w:rPr>
-        <w:t>I</w:t>
-      </w:r>
-      <w:r>
-        <w:rPr>
-          <w:lang w:val="de-DE"/>
-        </w:rPr>
-        <w:t xml:space="preserve">me programa: Balka Express Excange </w:t>
+        <w:t xml:space="preserve">Ime programa: Balka Express Excange </w:t>
       </w:r>
     </w:p>
     <w:p>
@@ -767,7 +747,13 @@
         <w:rPr>
           <w:lang w:val="de-DE"/>
         </w:rPr>
-        <w:t>Uplata razlicitih racuna, uplatnica itd.</w:t>
+        <w:t>Uplata r</w:t>
+      </w:r>
+      <w:r>
+        <w:rPr>
+          <w:lang w:val="de-DE"/>
+        </w:rPr>
+        <w:t>azlicitih racuna, uplatnica</w:t>
       </w:r>
     </w:p>
     <w:p>
@@ -793,13 +779,7 @@
         <w:rPr>
           <w:lang w:val="de-DE"/>
         </w:rPr>
-        <w:t>Mogucnost svih transakcija preko mobilne ap</w:t>
-      </w:r>
-      <w:r>
-        <w:rPr>
-          <w:lang w:val="de-DE"/>
-        </w:rPr>
-        <w:t>likacije</w:t>
+        <w:t>Mogucnost svih transakcija preko mobilne aplikacije</w:t>
       </w:r>
     </w:p>
     <w:p>
@@ -931,14 +911,7 @@
           <w:b/>
           <w:lang w:val="de-DE"/>
         </w:rPr>
-        <w:t>1</w:t>
-      </w:r>
-      <w:r>
-        <w:rPr>
-          <w:b/>
-          <w:lang w:val="de-DE"/>
-        </w:rPr>
-        <w:t xml:space="preserve">.3 Karakteristike korisnika </w:t>
+        <w:t xml:space="preserve">1.3 Karakteristike korisnika </w:t>
       </w:r>
     </w:p>
     <w:p>
@@ -997,10 +970,7 @@
     </w:p>
     <w:p>
       <w:r>
-        <w:t xml:space="preserve">Kurs valute  - odnos izmedju dve </w:t>
-      </w:r>
-      <w:r>
-        <w:t>valute</w:t>
+        <w:t>Kurs valute  - odnos izmedju dve valute</w:t>
       </w:r>
     </w:p>
     <w:p>
@@ -1037,21 +1007,22 @@
     </w:p>
     <w:p>
       <w:pPr>
-        <w:pStyle w:val="Heading1"/>
-        <w:ind w:firstLine="720"/>
+        <w:pStyle w:val="Heading2"/>
         <w:rPr>
           <w:rStyle w:val="IntenseEmphasis1"/>
+          <w:b/>
           <w:i w:val="0"/>
           <w:iCs w:val="0"/>
-          <w:color w:val="auto"/>
+          <w:color w:val="365F91" w:themeColor="accent1" w:themeShade="BF"/>
         </w:rPr>
       </w:pPr>
       <w:r>
         <w:rPr>
           <w:rStyle w:val="IntenseEmphasis1"/>
+          <w:b/>
           <w:i w:val="0"/>
           <w:iCs w:val="0"/>
-          <w:color w:val="auto"/>
+          <w:color w:val="365F91" w:themeColor="accent1" w:themeShade="BF"/>
         </w:rPr>
         <w:t xml:space="preserve">2. Reference </w:t>
       </w:r>
@@ -1085,32 +1056,24 @@
     </w:p>
     <w:p>
       <w:pPr>
-        <w:pStyle w:val="Heading1"/>
-        <w:ind w:firstLine="720"/>
+        <w:pStyle w:val="Heading2"/>
         <w:rPr>
           <w:rStyle w:val="IntenseEmphasis1"/>
+          <w:b/>
           <w:i w:val="0"/>
           <w:iCs w:val="0"/>
-          <w:color w:val="auto"/>
+          <w:color w:val="365F91" w:themeColor="accent1" w:themeShade="BF"/>
         </w:rPr>
       </w:pPr>
       <w:r>
         <w:rPr>
           <w:rStyle w:val="IntenseEmphasis1"/>
+          <w:b/>
           <w:i w:val="0"/>
           <w:iCs w:val="0"/>
-          <w:color w:val="auto"/>
-        </w:rPr>
-        <w:t>3.Specifi</w:t>
-      </w:r>
-      <w:r>
-        <w:rPr>
-          <w:rStyle w:val="IntenseEmphasis1"/>
-          <w:i w:val="0"/>
-          <w:iCs w:val="0"/>
-          <w:color w:val="auto"/>
-        </w:rPr>
-        <w:t xml:space="preserve">kacija zahteva </w:t>
+          <w:color w:val="365F91" w:themeColor="accent1" w:themeShade="BF"/>
+        </w:rPr>
+        <w:t xml:space="preserve">3.Specifikacija zahteva </w:t>
       </w:r>
     </w:p>
     <w:p/>
@@ -1125,19 +1088,7 @@
         <w:rPr>
           <w:lang w:val="de-DE"/>
         </w:rPr>
-        <w:t>Program treba da radi na telefonima i all in one racunarima koji ce biti integrisani u jedinstvene bankomate.</w:t>
-      </w:r>
-      <w:r>
-        <w:rPr>
-          <w:lang w:val="de-DE"/>
-        </w:rPr>
-        <w:t xml:space="preserve"> Pozadina mora da bude jednobojna, font teksta</w:t>
-      </w:r>
-      <w:r>
-        <w:rPr>
-          <w:lang w:val="de-DE"/>
-        </w:rPr>
-        <w:t xml:space="preserve"> jasno citljiv i da ceo program bude responzivan. Naravno za rad programa neophodna je konstanta internet konekcija.</w:t>
+        <w:t>Program treba da radi na telefonima i all in one racunarima koji ce biti integrisani u jedinstvene bankomate. Pozadina mora da bude jednobojna, font teksta jasno citljiv i da ceo program bude responzivan. Naravno za rad programa neophodna je konstanta internet konekcija.</w:t>
       </w:r>
     </w:p>
     <w:p>
@@ -1194,353 +1145,401 @@
         <w:ind w:left="720" w:firstLine="0"/>
       </w:pPr>
       <w:r>
-        <w:t xml:space="preserve">Pocetni meni aplikacije sadrzi dugmice za prijavu I registraciju naloga. Ako se odabere prijava potrebno je unetu e-mail adresu I lozinku a ako se izabere registracija potrebno je uneti ime, prezime, email Iozniku. Nako unetih podataka </w:t>
-      </w:r>
-      <w:r>
-        <w:t>ulazi se u glavni meni aplikacije. U glavnom meniu se nalaze tri glavne opcije, tj. Tri dugmeta. Prvo dugme je za pregledanje kursa, drugo dugme za vrsenje uplate I trece dugme za transakciju novca. Prilikom odabira uplate potrebno je popuniti sve navedene podatke I pritisnuti dugme “Dalje” kako bi se dalje obradila uplata. Kada se otvroi pod meni za transackiju novca vrh ekrana je rezervisan za kratku poruku koja obavestava korisnika da li ima zahtev za prihvatanje transakcije, ispod njega se nalaze neophodni podaci koji moraju da se popune radi transakcije novca sa drugom osobom. Kada se korinsik nalazi u glavnom meniu pritiskom na logo “Balkan Express” se automatski odjavljuje I vraca u log in deo aplikacije. U glavom meniu u gornjem desnom uglu se nalazi dugme za podesavanja, tu se nalaze podesavanja za promenu lozinke, email adrese I dugme za pomoc.</w:t>
-      </w:r>
-    </w:p>
-    <w:p/>
-    <w:p>
-      <w:pPr>
-        <w:pStyle w:val="Heading2"/>
-        <w:rPr>
-          <w:b/>
-          <w:lang w:val="de-DE"/>
-        </w:rPr>
-      </w:pPr>
-      <w:r>
-        <w:rPr>
-          <w:b/>
-          <w:lang w:val="de-DE"/>
-        </w:rPr>
-        <w:t xml:space="preserve">3.4 Zahtevane performanse </w:t>
+        <w:t xml:space="preserve">Pocetni meni aplikacije sadrzi tastere za prijavu I registraciju naloga. Ako se odabere prijava potrebno je unetu e-mail adresu I lozinku, a ako se izabere registracija potrebno je uneti ime, prezime, email i Ioziku. </w:t>
       </w:r>
     </w:p>
     <w:p>
       <w:pPr>
         <w:ind w:left="720" w:firstLine="0"/>
-        <w:rPr>
-          <w:lang w:val="de-DE"/>
-        </w:rPr>
-      </w:pPr>
-      <w:r>
-        <w:rPr>
-          <w:lang w:val="de-DE"/>
-        </w:rPr>
-        <w:t>Program ne sme da bude previse zahtevan zbog toga sto ima korisnika sa starijim mob. Telefonima pa da mogu i oni da pokrenu i koriste aplikaciju bez problema.</w:t>
-      </w:r>
-    </w:p>
-    <w:p>
-      <w:pPr>
-        <w:pStyle w:val="Heading2"/>
-        <w:rPr>
-          <w:b/>
-          <w:lang w:val="de-DE"/>
-        </w:rPr>
-      </w:pPr>
-      <w:r>
-        <w:rPr>
-          <w:b/>
-          <w:lang w:val="de-DE"/>
-        </w:rPr>
-        <w:t>3.5 Zahtevi za baze p</w:t>
-      </w:r>
-      <w:r>
-        <w:rPr>
-          <w:b/>
-          <w:lang w:val="de-DE"/>
-        </w:rPr>
-        <w:t>odataka</w:t>
+      </w:pPr>
+      <w:r>
+        <w:t xml:space="preserve">Nakon unetih podataka ulazi se u glavni meni aplikacije. U glavnom meniu se nalaze tri glavne opcije: </w:t>
+      </w:r>
+    </w:p>
+    <w:p>
+      <w:pPr>
+        <w:pStyle w:val="ListParagraph"/>
+        <w:numPr>
+          <w:ilvl w:val="0"/>
+          <w:numId w:val="6"/>
+        </w:numPr>
+        <w:rPr>
+          <w:rFonts w:ascii="Arial" w:hAnsi="Arial" w:cs="Arial"/>
+        </w:rPr>
+      </w:pPr>
+      <w:r>
+        <w:rPr>
+          <w:rFonts w:ascii="Arial" w:hAnsi="Arial" w:cs="Arial"/>
+        </w:rPr>
+        <w:t xml:space="preserve"> za pregled</w:t>
+      </w:r>
+      <w:r>
+        <w:rPr>
+          <w:rFonts w:ascii="Arial" w:hAnsi="Arial" w:cs="Arial"/>
+        </w:rPr>
+        <w:t xml:space="preserve"> kursa, </w:t>
+      </w:r>
+    </w:p>
+    <w:p>
+      <w:pPr>
+        <w:pStyle w:val="ListParagraph"/>
+        <w:numPr>
+          <w:ilvl w:val="0"/>
+          <w:numId w:val="6"/>
+        </w:numPr>
+        <w:rPr>
+          <w:rFonts w:ascii="Arial" w:hAnsi="Arial" w:cs="Arial"/>
+        </w:rPr>
+      </w:pPr>
+      <w:r>
+        <w:rPr>
+          <w:rFonts w:ascii="Arial" w:hAnsi="Arial" w:cs="Arial"/>
+        </w:rPr>
+        <w:t xml:space="preserve"> za vrsenje uplate I </w:t>
+      </w:r>
+    </w:p>
+    <w:p>
+      <w:pPr>
+        <w:pStyle w:val="ListParagraph"/>
+        <w:numPr>
+          <w:ilvl w:val="0"/>
+          <w:numId w:val="6"/>
+        </w:numPr>
+        <w:rPr>
+          <w:rFonts w:ascii="Arial" w:hAnsi="Arial" w:cs="Arial"/>
+        </w:rPr>
+      </w:pPr>
+      <w:r>
+        <w:rPr>
+          <w:rFonts w:ascii="Arial" w:hAnsi="Arial" w:cs="Arial"/>
+        </w:rPr>
+        <w:t xml:space="preserve"> za transakciju novca. </w:t>
       </w:r>
     </w:p>
     <w:p>
       <w:pPr>
         <w:ind w:left="720" w:firstLine="0"/>
-        <w:rPr>
-          <w:lang w:val="de-DE"/>
-        </w:rPr>
-      </w:pPr>
-      <w:r>
-        <w:rPr>
-          <w:lang w:val="de-DE"/>
-        </w:rPr>
-        <w:t>Nemamo jasno definisanu bazu podataka koja je neophodna za ovaj program, samo je bitno da baza podataka bude veoma sigurna jer se radi o velikoj kolicini novca i radi se vaznim podacima.</w:t>
-      </w:r>
-    </w:p>
-    <w:p>
-      <w:pPr>
-        <w:rPr>
-          <w:lang w:val="de-DE"/>
-        </w:rPr>
-      </w:pPr>
-    </w:p>
-    <w:p>
-      <w:pPr>
-        <w:pStyle w:val="Heading2"/>
-        <w:rPr>
-          <w:b/>
-          <w:lang w:val="de-DE"/>
-        </w:rPr>
-      </w:pPr>
-      <w:r>
-        <w:rPr>
-          <w:b/>
-          <w:lang w:val="de-DE"/>
-        </w:rPr>
-        <w:t xml:space="preserve">3.7 Sistemske karakteristike softvera sistema </w:t>
-      </w:r>
-    </w:p>
-    <w:p>
-      <w:pPr>
-        <w:ind w:left="720" w:firstLine="0"/>
-        <w:rPr>
-          <w:lang w:val="de-DE"/>
-        </w:rPr>
-      </w:pPr>
-      <w:r>
-        <w:rPr>
-          <w:lang w:val="de-DE"/>
-        </w:rPr>
-        <w:t>Sam program o</w:t>
-      </w:r>
-      <w:r>
-        <w:rPr>
-          <w:lang w:val="de-DE"/>
-        </w:rPr>
-        <w:t>dnosno aplikacija treba da bude pouzdan, siguran, jednostavan i naravno pogodan za dalje azuriranje.</w:t>
-      </w:r>
-    </w:p>
-    <w:p>
-      <w:pPr>
-        <w:ind w:left="720" w:firstLine="0"/>
-        <w:rPr>
-          <w:lang w:val="de-DE"/>
-        </w:rPr>
-      </w:pPr>
-    </w:p>
-    <w:p>
-      <w:pPr>
-        <w:pStyle w:val="Heading2"/>
-        <w:rPr>
-          <w:b/>
-          <w:lang w:val="de-DE"/>
-        </w:rPr>
-      </w:pPr>
-      <w:r>
-        <w:rPr>
-          <w:b/>
-          <w:lang w:val="de-DE"/>
-        </w:rPr>
-        <w:t>4. Verifikacije</w:t>
-      </w:r>
-    </w:p>
-    <w:p>
-      <w:pPr>
-        <w:ind w:left="720" w:firstLine="0"/>
-        <w:rPr>
-          <w:lang w:val="de-DE"/>
-        </w:rPr>
-      </w:pPr>
-    </w:p>
-    <w:p>
-      <w:pPr>
-        <w:ind w:left="720" w:firstLine="0"/>
-        <w:rPr>
-          <w:lang w:val="de-DE"/>
-        </w:rPr>
-      </w:pPr>
-      <w:r>
-        <w:rPr>
-          <w:lang w:val="de-DE"/>
-        </w:rPr>
-        <w:t xml:space="preserve">Cilj verifikacije je osigurati bezbednost platforme I zastititi korisnike od potencijalnih prevara, sto je kljucno za poverenje u online </w:t>
-      </w:r>
-      <w:r>
-        <w:rPr>
-          <w:lang w:val="de-DE"/>
-        </w:rPr>
-        <w:t>menjacnicu.</w:t>
-      </w:r>
-    </w:p>
-    <w:p>
-      <w:pPr>
-        <w:ind w:left="720" w:firstLine="0"/>
-        <w:rPr>
-          <w:lang w:val="de-DE"/>
-        </w:rPr>
-      </w:pPr>
-    </w:p>
-    <w:p>
-      <w:pPr>
-        <w:pStyle w:val="Heading2"/>
-        <w:rPr>
-          <w:b/>
-          <w:lang w:val="de-DE"/>
-        </w:rPr>
-      </w:pPr>
-      <w:r>
-        <w:rPr>
-          <w:b/>
-          <w:lang w:val="de-DE"/>
-        </w:rPr>
-        <w:t>4.1. Korisnička Registracija i Prva Verifikacija</w:t>
-      </w:r>
-    </w:p>
-    <w:p>
-      <w:pPr>
-        <w:ind w:left="720" w:firstLine="0"/>
-        <w:rPr>
-          <w:lang w:val="de-DE"/>
-        </w:rPr>
-      </w:pPr>
-      <w:r>
-        <w:rPr>
-          <w:lang w:val="de-DE"/>
-        </w:rPr>
-        <w:t>Korisnik pri verifikaciji unosi osnovne podatke kao sto s</w:t>
-      </w:r>
-      <w:r>
-        <w:rPr>
-          <w:lang w:val="de-DE"/>
-        </w:rPr>
-        <w:t>u ime, prezime, email, adresa.</w:t>
-      </w:r>
-    </w:p>
-    <w:p>
-      <w:pPr>
-        <w:ind w:left="720" w:firstLine="0"/>
-        <w:rPr>
-          <w:lang w:val="de-DE"/>
-        </w:rPr>
-      </w:pPr>
-      <w:r>
-        <w:rPr>
-          <w:lang w:val="de-DE"/>
-        </w:rPr>
-        <w:t xml:space="preserve">Automatski se salji </w:t>
-      </w:r>
-      <w:r>
-        <w:rPr>
-          <w:lang w:val="de-DE"/>
-        </w:rPr>
-        <w:t xml:space="preserve">verifikacioni kod putem email-a </w:t>
-      </w:r>
-      <w:r>
-        <w:rPr>
-          <w:lang w:val="de-DE"/>
-        </w:rPr>
-        <w:t xml:space="preserve">koji korisnik mora uneti </w:t>
-      </w:r>
-      <w:r>
-        <w:rPr>
-          <w:lang w:val="de-DE"/>
-        </w:rPr>
-        <w:t>kako bi potvrdio svoj identitet.</w:t>
-      </w:r>
-    </w:p>
-    <w:p>
-      <w:pPr>
-        <w:ind w:firstLine="0"/>
-        <w:rPr>
-          <w:lang w:val="de-DE"/>
-        </w:rPr>
-      </w:pPr>
-    </w:p>
-    <w:p>
-      <w:pPr>
-        <w:pStyle w:val="Heading2"/>
-        <w:rPr>
-          <w:b/>
-          <w:lang w:val="de-DE"/>
-        </w:rPr>
-      </w:pPr>
-      <w:r>
-        <w:rPr>
-          <w:b/>
-          <w:lang w:val="de-DE"/>
-        </w:rPr>
-        <w:t>4</w:t>
-      </w:r>
-      <w:r>
-        <w:rPr>
-          <w:b/>
-          <w:lang w:val="de-DE"/>
-        </w:rPr>
-        <w:t>.2</w:t>
-      </w:r>
-      <w:r>
-        <w:rPr>
-          <w:b/>
-          <w:lang w:val="de-DE"/>
-        </w:rPr>
-        <w:t>. Dodatne Bezbednosne Mere</w:t>
-      </w:r>
-    </w:p>
-    <w:p>
-      <w:pPr>
-        <w:ind w:left="720" w:firstLine="0"/>
-        <w:rPr>
-          <w:lang w:val="de-DE"/>
-        </w:rPr>
-      </w:pPr>
-      <w:r>
-        <w:rPr>
-          <w:lang w:val="de-DE"/>
-        </w:rPr>
-        <w:t>- Dvostruka autentifikacija (2FA)</w:t>
-      </w:r>
-    </w:p>
-    <w:p>
-      <w:pPr>
-        <w:pStyle w:val="Heading2"/>
-        <w:rPr>
-          <w:b/>
-          <w:lang w:val="de-DE"/>
-        </w:rPr>
-      </w:pPr>
-      <w:r>
-        <w:rPr>
-          <w:b/>
-          <w:lang w:val="de-DE"/>
-        </w:rPr>
-        <w:t>4.3</w:t>
-      </w:r>
-      <w:r>
-        <w:rPr>
-          <w:b/>
-          <w:lang w:val="de-DE"/>
-        </w:rPr>
-        <w:t>. Periodična Verifikacija</w:t>
-      </w:r>
-    </w:p>
-    <w:p>
-      <w:pPr>
-        <w:ind w:left="720" w:firstLine="0"/>
-        <w:rPr>
-          <w:lang w:val="de-DE"/>
-        </w:rPr>
-      </w:pPr>
-      <w:r>
-        <w:rPr>
-          <w:lang w:val="de-DE"/>
-        </w:rPr>
-        <w:t>Platforma ce periodicno traziti korisniku da potvrdi svoj identitet, posebno ako je detektovana sumnjiva aktivnost ili ukoliko k</w:t>
-      </w:r>
-      <w:r>
-        <w:rPr>
-          <w:lang w:val="de-DE"/>
-        </w:rPr>
-        <w:t>orisni</w:t>
-      </w:r>
-      <w:r>
-        <w:rPr>
-          <w:lang w:val="de-DE"/>
-        </w:rPr>
-        <w:t>k nije duze koristio svoj nalog.</w:t>
-      </w:r>
+      </w:pPr>
+      <w:r>
+        <w:t xml:space="preserve">Prilikom odabira uplate potrebno je popuniti sve navedene podatke I pritisnuti dugme “Dalje” kako bi se obradila uplata. Kada se otvori pod-meni za transackiju novca, vrh ekrana je rezervisan za kratku poruku koja obavestava korisnika da li ima zahtev za prihvatanje transakcije, dok se ispod njega se nalaze neophodni podaci koji moraju da se popune radi transakcije novca sa drugom osobom. Kada se korinsik nalazi u glavnom meniu pritiskom na logo “Balkan Express” se automatski odjavljuje I vraca u log in deo aplikacije. U glavom meniu u gornjem </w:t>
+      </w:r>
+      <w:r>
+        <w:lastRenderedPageBreak/>
+        <w:t>desnom uglu se nalazi dugme za podesavanja, tu se nalaze podesavanja za promenu lozinke, email adrese I dugme za pomoc.</w:t>
+      </w:r>
+    </w:p>
+    <w:p>
       <w:bookmarkStart w:id="0" w:name="_GoBack"/>
       <w:bookmarkEnd w:id="0"/>
+    </w:p>
+    <w:p>
+      <w:pPr>
+        <w:pStyle w:val="Heading2"/>
+        <w:rPr>
+          <w:b/>
+          <w:lang w:val="de-DE"/>
+        </w:rPr>
+      </w:pPr>
+      <w:r>
+        <w:rPr>
+          <w:b/>
+          <w:lang w:val="de-DE"/>
+        </w:rPr>
+        <w:t xml:space="preserve">3.4 Zahtevane performanse </w:t>
+      </w:r>
+    </w:p>
+    <w:p>
+      <w:pPr>
+        <w:ind w:left="720" w:firstLine="0"/>
+        <w:rPr>
+          <w:lang w:val="de-DE"/>
+        </w:rPr>
+      </w:pPr>
+      <w:r>
+        <w:rPr>
+          <w:lang w:val="de-DE"/>
+        </w:rPr>
+        <w:t>Program ne sme da bude previse zahtevan zbog toga sto ima korisnika sa starijim mob. Telefonima pa da mogu i oni da pokrenu i koriste aplikaciju bez problema.</w:t>
+      </w:r>
+    </w:p>
+    <w:p>
+      <w:pPr>
+        <w:pStyle w:val="Heading2"/>
+        <w:rPr>
+          <w:b/>
+          <w:lang w:val="de-DE"/>
+        </w:rPr>
+      </w:pPr>
+      <w:r>
+        <w:rPr>
+          <w:b/>
+          <w:lang w:val="de-DE"/>
+        </w:rPr>
+        <w:t>3.5 Zahtevi za baze podataka</w:t>
+      </w:r>
+    </w:p>
+    <w:p>
+      <w:pPr>
+        <w:ind w:left="720" w:firstLine="0"/>
+        <w:rPr>
+          <w:lang w:val="de-DE"/>
+        </w:rPr>
+      </w:pPr>
+      <w:r>
+        <w:rPr>
+          <w:lang w:val="de-DE"/>
+        </w:rPr>
+        <w:t>Nemamo jasno definisanu bazu podataka koja je neophodna za ovaj program, samo je bitno da baza podataka bude veoma sigurna jer se radi o velikoj kolicini novca i radi se vaznim podacima.</w:t>
+      </w:r>
+    </w:p>
+    <w:p>
+      <w:pPr>
+        <w:rPr>
+          <w:lang w:val="de-DE"/>
+        </w:rPr>
+      </w:pPr>
+    </w:p>
+    <w:p>
+      <w:pPr>
+        <w:pStyle w:val="Heading2"/>
+        <w:rPr>
+          <w:b/>
+          <w:lang w:val="de-DE"/>
+        </w:rPr>
+      </w:pPr>
+      <w:r>
+        <w:rPr>
+          <w:b/>
+          <w:lang w:val="de-DE"/>
+        </w:rPr>
+        <w:t xml:space="preserve">3.7 Sistemske karakteristike softvera sistema </w:t>
+      </w:r>
+    </w:p>
+    <w:p>
+      <w:pPr>
+        <w:ind w:left="720" w:firstLine="0"/>
+        <w:rPr>
+          <w:lang w:val="de-DE"/>
+        </w:rPr>
+      </w:pPr>
+      <w:r>
+        <w:rPr>
+          <w:lang w:val="de-DE"/>
+        </w:rPr>
+        <w:t>Sam program odnosno aplikacija treba da bude pouzdan, siguran, jednostavan i naravno pogodan za dalje azuriranje.</w:t>
+      </w:r>
+    </w:p>
+    <w:p>
+      <w:pPr>
+        <w:ind w:left="720" w:firstLine="0"/>
+        <w:rPr>
+          <w:lang w:val="de-DE"/>
+        </w:rPr>
+      </w:pPr>
+    </w:p>
+    <w:p>
+      <w:pPr>
+        <w:pStyle w:val="Heading2"/>
+        <w:rPr>
+          <w:b/>
+          <w:lang w:val="de-DE"/>
+        </w:rPr>
+      </w:pPr>
+      <w:r>
+        <w:rPr>
+          <w:b/>
+          <w:lang w:val="de-DE"/>
+        </w:rPr>
+        <w:t>4. Verifikacije</w:t>
+      </w:r>
+    </w:p>
+    <w:p>
+      <w:pPr>
+        <w:ind w:left="720" w:firstLine="0"/>
+        <w:rPr>
+          <w:lang w:val="de-DE"/>
+        </w:rPr>
+      </w:pPr>
+    </w:p>
+    <w:p>
+      <w:pPr>
+        <w:ind w:left="720" w:firstLine="0"/>
+        <w:rPr>
+          <w:lang w:val="de-DE"/>
+        </w:rPr>
+      </w:pPr>
+      <w:r>
+        <w:rPr>
+          <w:lang w:val="de-DE"/>
+        </w:rPr>
+        <w:t>Cilj verifikacije je osigurati bezbednost platforme I zastititi korisnike od potencijalnih prevara, sto je kljucno za poverenje u online menjacnicu.</w:t>
+      </w:r>
+    </w:p>
+    <w:p>
+      <w:pPr>
+        <w:ind w:left="720" w:firstLine="0"/>
+        <w:rPr>
+          <w:lang w:val="de-DE"/>
+        </w:rPr>
+      </w:pPr>
+    </w:p>
+    <w:p>
+      <w:pPr>
+        <w:pStyle w:val="Heading2"/>
+        <w:rPr>
+          <w:b/>
+          <w:lang w:val="de-DE"/>
+        </w:rPr>
+      </w:pPr>
+      <w:r>
+        <w:rPr>
+          <w:b/>
+          <w:lang w:val="de-DE"/>
+        </w:rPr>
+        <w:t>4.1. Korisnička Registracija i Prva Verifikacija</w:t>
+      </w:r>
+    </w:p>
+    <w:p>
+      <w:pPr>
+        <w:ind w:left="720" w:firstLine="0"/>
+        <w:rPr>
+          <w:lang w:val="de-DE"/>
+        </w:rPr>
+      </w:pPr>
+      <w:r>
+        <w:rPr>
+          <w:lang w:val="de-DE"/>
+        </w:rPr>
+        <w:t>Korisnik pri verifikaciji unosi osnovne podatke kao sto s</w:t>
+      </w:r>
+      <w:r>
+        <w:rPr>
+          <w:lang w:val="de-DE"/>
+        </w:rPr>
+        <w:t>u ime, prezime, email, adresa.</w:t>
+      </w:r>
+    </w:p>
+    <w:p>
+      <w:pPr>
+        <w:ind w:left="720" w:firstLine="0"/>
+        <w:rPr>
+          <w:lang w:val="de-DE"/>
+        </w:rPr>
+      </w:pPr>
+      <w:r>
+        <w:rPr>
+          <w:lang w:val="de-DE"/>
+        </w:rPr>
+        <w:t xml:space="preserve">Automatski se salji </w:t>
+      </w:r>
+      <w:r>
+        <w:rPr>
+          <w:lang w:val="de-DE"/>
+        </w:rPr>
+        <w:t xml:space="preserve">verifikacioni kod putem email-a </w:t>
+      </w:r>
+      <w:r>
+        <w:rPr>
+          <w:lang w:val="de-DE"/>
+        </w:rPr>
+        <w:t>koji korisnik mora uneti kako bi potvrdio svoj identitet.</w:t>
+      </w:r>
+    </w:p>
+    <w:p>
+      <w:pPr>
+        <w:ind w:firstLine="0"/>
+        <w:rPr>
+          <w:lang w:val="de-DE"/>
+        </w:rPr>
+      </w:pPr>
+    </w:p>
+    <w:p>
+      <w:pPr>
+        <w:pStyle w:val="Heading2"/>
+        <w:rPr>
+          <w:b/>
+          <w:lang w:val="de-DE"/>
+        </w:rPr>
+      </w:pPr>
+      <w:r>
+        <w:rPr>
+          <w:b/>
+          <w:lang w:val="de-DE"/>
+        </w:rPr>
+        <w:t>4</w:t>
+      </w:r>
+      <w:r>
+        <w:rPr>
+          <w:b/>
+          <w:lang w:val="de-DE"/>
+        </w:rPr>
+        <w:t>.2</w:t>
+      </w:r>
+      <w:r>
+        <w:rPr>
+          <w:b/>
+          <w:lang w:val="de-DE"/>
+        </w:rPr>
+        <w:t>. Dodatne Bezbednosne Mere</w:t>
+      </w:r>
+    </w:p>
+    <w:p>
+      <w:pPr>
+        <w:ind w:left="720" w:firstLine="0"/>
+        <w:rPr>
+          <w:lang w:val="de-DE"/>
+        </w:rPr>
+      </w:pPr>
+      <w:r>
+        <w:rPr>
+          <w:lang w:val="de-DE"/>
+        </w:rPr>
+        <w:t>- Dvostruka autentifikacija (2FA)</w:t>
+      </w:r>
+    </w:p>
+    <w:p>
+      <w:pPr>
+        <w:pStyle w:val="Heading2"/>
+        <w:rPr>
+          <w:b/>
+          <w:lang w:val="de-DE"/>
+        </w:rPr>
+      </w:pPr>
+      <w:r>
+        <w:rPr>
+          <w:b/>
+          <w:lang w:val="de-DE"/>
+        </w:rPr>
+        <w:lastRenderedPageBreak/>
+        <w:t>4.3</w:t>
+      </w:r>
+      <w:r>
+        <w:rPr>
+          <w:b/>
+          <w:lang w:val="de-DE"/>
+        </w:rPr>
+        <w:t>. Periodična Verifikacija</w:t>
+      </w:r>
+    </w:p>
+    <w:p>
+      <w:pPr>
+        <w:ind w:left="720" w:firstLine="0"/>
+        <w:rPr>
+          <w:lang w:val="de-DE"/>
+        </w:rPr>
+      </w:pPr>
+      <w:r>
+        <w:rPr>
+          <w:lang w:val="de-DE"/>
+        </w:rPr>
+        <w:t>Platforma ce periodicno traziti korisniku da potvrdi svoj identitet, posebno ako je detektovana sumnjiva aktivnost ili ukoliko korisni</w:t>
+      </w:r>
+      <w:r>
+        <w:rPr>
+          <w:lang w:val="de-DE"/>
+        </w:rPr>
+        <w:t>k nije duze koristio svoj nalog.</w:t>
+      </w:r>
     </w:p>
     <w:sectPr>
       <w:pgSz w:w="12240" w:h="15840"/>
@@ -1726,6 +1725,95 @@
     </w:lvl>
   </w:abstractNum>
   <w:abstractNum w:abstractNumId="1" w15:restartNumberingAfterBreak="0">
+    <w:nsid w:val="319857F3"/>
+    <w:multiLevelType w:val="hybridMultilevel"/>
+    <w:tmpl w:val="C176711C"/>
+    <w:lvl w:ilvl="0" w:tplc="7188ECDE">
+      <w:start w:val="1"/>
+      <w:numFmt w:val="decimal"/>
+      <w:lvlText w:val="%1)"/>
+      <w:lvlJc w:val="left"/>
+      <w:pPr>
+        <w:ind w:left="1080" w:hanging="360"/>
+      </w:pPr>
+      <w:rPr>
+        <w:rFonts w:hint="default"/>
+      </w:rPr>
+    </w:lvl>
+    <w:lvl w:ilvl="1" w:tplc="04090019" w:tentative="1">
+      <w:start w:val="1"/>
+      <w:numFmt w:val="lowerLetter"/>
+      <w:lvlText w:val="%2."/>
+      <w:lvlJc w:val="left"/>
+      <w:pPr>
+        <w:ind w:left="1800" w:hanging="360"/>
+      </w:pPr>
+    </w:lvl>
+    <w:lvl w:ilvl="2" w:tplc="0409001B" w:tentative="1">
+      <w:start w:val="1"/>
+      <w:numFmt w:val="lowerRoman"/>
+      <w:lvlText w:val="%3."/>
+      <w:lvlJc w:val="right"/>
+      <w:pPr>
+        <w:ind w:left="2520" w:hanging="180"/>
+      </w:pPr>
+    </w:lvl>
+    <w:lvl w:ilvl="3" w:tplc="0409000F" w:tentative="1">
+      <w:start w:val="1"/>
+      <w:numFmt w:val="decimal"/>
+      <w:lvlText w:val="%4."/>
+      <w:lvlJc w:val="left"/>
+      <w:pPr>
+        <w:ind w:left="3240" w:hanging="360"/>
+      </w:pPr>
+    </w:lvl>
+    <w:lvl w:ilvl="4" w:tplc="04090019" w:tentative="1">
+      <w:start w:val="1"/>
+      <w:numFmt w:val="lowerLetter"/>
+      <w:lvlText w:val="%5."/>
+      <w:lvlJc w:val="left"/>
+      <w:pPr>
+        <w:ind w:left="3960" w:hanging="360"/>
+      </w:pPr>
+    </w:lvl>
+    <w:lvl w:ilvl="5" w:tplc="0409001B" w:tentative="1">
+      <w:start w:val="1"/>
+      <w:numFmt w:val="lowerRoman"/>
+      <w:lvlText w:val="%6."/>
+      <w:lvlJc w:val="right"/>
+      <w:pPr>
+        <w:ind w:left="4680" w:hanging="180"/>
+      </w:pPr>
+    </w:lvl>
+    <w:lvl w:ilvl="6" w:tplc="0409000F" w:tentative="1">
+      <w:start w:val="1"/>
+      <w:numFmt w:val="decimal"/>
+      <w:lvlText w:val="%7."/>
+      <w:lvlJc w:val="left"/>
+      <w:pPr>
+        <w:ind w:left="5400" w:hanging="360"/>
+      </w:pPr>
+    </w:lvl>
+    <w:lvl w:ilvl="7" w:tplc="04090019" w:tentative="1">
+      <w:start w:val="1"/>
+      <w:numFmt w:val="lowerLetter"/>
+      <w:lvlText w:val="%8."/>
+      <w:lvlJc w:val="left"/>
+      <w:pPr>
+        <w:ind w:left="6120" w:hanging="360"/>
+      </w:pPr>
+    </w:lvl>
+    <w:lvl w:ilvl="8" w:tplc="0409001B" w:tentative="1">
+      <w:start w:val="1"/>
+      <w:numFmt w:val="lowerRoman"/>
+      <w:lvlText w:val="%9."/>
+      <w:lvlJc w:val="right"/>
+      <w:pPr>
+        <w:ind w:left="6840" w:hanging="180"/>
+      </w:pPr>
+    </w:lvl>
+  </w:abstractNum>
+  <w:abstractNum w:abstractNumId="2" w15:restartNumberingAfterBreak="0">
     <w:nsid w:val="37DF170B"/>
     <w:multiLevelType w:val="hybridMultilevel"/>
     <w:tmpl w:val="3E7C6B9E"/>
@@ -1814,7 +1902,96 @@
       </w:pPr>
     </w:lvl>
   </w:abstractNum>
-  <w:abstractNum w:abstractNumId="2" w15:restartNumberingAfterBreak="0">
+  <w:abstractNum w:abstractNumId="3" w15:restartNumberingAfterBreak="0">
+    <w:nsid w:val="46EF13C0"/>
+    <w:multiLevelType w:val="hybridMultilevel"/>
+    <w:tmpl w:val="A508BFCC"/>
+    <w:lvl w:ilvl="0" w:tplc="0A221DB8">
+      <w:start w:val="1"/>
+      <w:numFmt w:val="decimal"/>
+      <w:lvlText w:val="%1."/>
+      <w:lvlJc w:val="left"/>
+      <w:pPr>
+        <w:ind w:left="1080" w:hanging="360"/>
+      </w:pPr>
+      <w:rPr>
+        <w:rFonts w:hint="default"/>
+      </w:rPr>
+    </w:lvl>
+    <w:lvl w:ilvl="1" w:tplc="04090019" w:tentative="1">
+      <w:start w:val="1"/>
+      <w:numFmt w:val="lowerLetter"/>
+      <w:lvlText w:val="%2."/>
+      <w:lvlJc w:val="left"/>
+      <w:pPr>
+        <w:ind w:left="1800" w:hanging="360"/>
+      </w:pPr>
+    </w:lvl>
+    <w:lvl w:ilvl="2" w:tplc="0409001B" w:tentative="1">
+      <w:start w:val="1"/>
+      <w:numFmt w:val="lowerRoman"/>
+      <w:lvlText w:val="%3."/>
+      <w:lvlJc w:val="right"/>
+      <w:pPr>
+        <w:ind w:left="2520" w:hanging="180"/>
+      </w:pPr>
+    </w:lvl>
+    <w:lvl w:ilvl="3" w:tplc="0409000F" w:tentative="1">
+      <w:start w:val="1"/>
+      <w:numFmt w:val="decimal"/>
+      <w:lvlText w:val="%4."/>
+      <w:lvlJc w:val="left"/>
+      <w:pPr>
+        <w:ind w:left="3240" w:hanging="360"/>
+      </w:pPr>
+    </w:lvl>
+    <w:lvl w:ilvl="4" w:tplc="04090019" w:tentative="1">
+      <w:start w:val="1"/>
+      <w:numFmt w:val="lowerLetter"/>
+      <w:lvlText w:val="%5."/>
+      <w:lvlJc w:val="left"/>
+      <w:pPr>
+        <w:ind w:left="3960" w:hanging="360"/>
+      </w:pPr>
+    </w:lvl>
+    <w:lvl w:ilvl="5" w:tplc="0409001B" w:tentative="1">
+      <w:start w:val="1"/>
+      <w:numFmt w:val="lowerRoman"/>
+      <w:lvlText w:val="%6."/>
+      <w:lvlJc w:val="right"/>
+      <w:pPr>
+        <w:ind w:left="4680" w:hanging="180"/>
+      </w:pPr>
+    </w:lvl>
+    <w:lvl w:ilvl="6" w:tplc="0409000F" w:tentative="1">
+      <w:start w:val="1"/>
+      <w:numFmt w:val="decimal"/>
+      <w:lvlText w:val="%7."/>
+      <w:lvlJc w:val="left"/>
+      <w:pPr>
+        <w:ind w:left="5400" w:hanging="360"/>
+      </w:pPr>
+    </w:lvl>
+    <w:lvl w:ilvl="7" w:tplc="04090019" w:tentative="1">
+      <w:start w:val="1"/>
+      <w:numFmt w:val="lowerLetter"/>
+      <w:lvlText w:val="%8."/>
+      <w:lvlJc w:val="left"/>
+      <w:pPr>
+        <w:ind w:left="6120" w:hanging="360"/>
+      </w:pPr>
+    </w:lvl>
+    <w:lvl w:ilvl="8" w:tplc="0409001B" w:tentative="1">
+      <w:start w:val="1"/>
+      <w:numFmt w:val="lowerRoman"/>
+      <w:lvlText w:val="%9."/>
+      <w:lvlJc w:val="right"/>
+      <w:pPr>
+        <w:ind w:left="6840" w:hanging="180"/>
+      </w:pPr>
+    </w:lvl>
+  </w:abstractNum>
+  <w:abstractNum w:abstractNumId="4" w15:restartNumberingAfterBreak="0">
     <w:nsid w:val="65177D09"/>
     <w:multiLevelType w:val="multilevel"/>
     <w:tmpl w:val="65177D09"/>
@@ -1927,7 +2104,7 @@
       </w:rPr>
     </w:lvl>
   </w:abstractNum>
-  <w:abstractNum w:abstractNumId="3" w15:restartNumberingAfterBreak="0">
+  <w:abstractNum w:abstractNumId="5" w15:restartNumberingAfterBreak="0">
     <w:nsid w:val="6A2F4D9C"/>
     <w:multiLevelType w:val="hybridMultilevel"/>
     <w:tmpl w:val="CA20DCEA"/>
@@ -2020,13 +2197,19 @@
     <w:abstractNumId w:val="0"/>
   </w:num>
   <w:num w:numId="2">
+    <w:abstractNumId w:val="4"/>
+  </w:num>
+  <w:num w:numId="3">
     <w:abstractNumId w:val="2"/>
   </w:num>
-  <w:num w:numId="3">
+  <w:num w:numId="4">
+    <w:abstractNumId w:val="5"/>
+  </w:num>
+  <w:num w:numId="5">
+    <w:abstractNumId w:val="3"/>
+  </w:num>
+  <w:num w:numId="6">
     <w:abstractNumId w:val="1"/>
-  </w:num>
-  <w:num w:numId="4">
-    <w:abstractNumId w:val="3"/>
   </w:num>
 </w:numbering>
 </file>
@@ -2197,7 +2380,7 @@
     <w:lsdException w:name="Table Web 2" w:semiHidden="1" w:unhideWhenUsed="1"/>
     <w:lsdException w:name="Table Web 3" w:semiHidden="1" w:unhideWhenUsed="1"/>
     <w:lsdException w:name="Balloon Text" w:semiHidden="1" w:unhideWhenUsed="1" w:qFormat="1"/>
-    <w:lsdException w:name="Table Grid" w:semiHidden="1" w:uiPriority="39" w:unhideWhenUsed="1" w:qFormat="1"/>
+    <w:lsdException w:name="Table Grid" w:uiPriority="39" w:qFormat="1"/>
     <w:lsdException w:name="Table Theme" w:semiHidden="1" w:unhideWhenUsed="1"/>
     <w:lsdException w:name="Placeholder Text" w:semiHidden="1"/>
     <w:lsdException w:name="No Spacing" w:uiPriority="1" w:qFormat="1"/>
@@ -2495,6 +2678,7 @@
   <w:style w:type="character" w:default="1" w:styleId="DefaultParagraphFont">
     <w:name w:val="Default Paragraph Font"/>
     <w:uiPriority w:val="1"/>
+    <w:semiHidden/>
     <w:unhideWhenUsed/>
   </w:style>
   <w:style w:type="table" w:default="1" w:styleId="TableNormal">
@@ -2953,7 +3137,7 @@
 </file>
 
 <file path=customXml/itemProps1.xml><?xml version="1.0" encoding="utf-8"?>
-<ds:datastoreItem xmlns:ds="http://schemas.openxmlformats.org/officeDocument/2006/customXml" ds:itemID="{DD8F48B4-D57F-4D29-8089-5841BFCAD181}">
+<ds:datastoreItem xmlns:ds="http://schemas.openxmlformats.org/officeDocument/2006/customXml" ds:itemID="{67210C6C-6FD2-4B80-A968-F8F392901F75}">
   <ds:schemaRefs>
     <ds:schemaRef ds:uri="http://schemas.openxmlformats.org/officeDocument/2006/bibliography"/>
   </ds:schemaRefs>
